--- a/notes.docx
+++ b/notes.docx
@@ -168,6 +168,11 @@
         </w:rPr>
         <w:t xml:space="preserve">pages/[feature-name]/[feature-name].html</w:t>
       </w:r>
+      <w:r>
+        <w:rPr>
+          <w:rtl w:val="0"/>
+        </w:rPr>
+      </w:r>
     </w:p>
     <w:p>
       <w:pPr>
@@ -206,6 +211,11 @@
         </w:rPr>
         <w:t xml:space="preserve">pages/[feature-name]/styles.css</w:t>
       </w:r>
+      <w:r>
+        <w:rPr>
+          <w:rtl w:val="0"/>
+        </w:rPr>
+      </w:r>
     </w:p>
     <w:p>
       <w:pPr>
@@ -291,7 +301,7 @@
           <w:ilvl w:val="0"/>
           <w:numId w:val="4"/>
         </w:numPr>
-        <w:spacing w:after="0" w:afterAutospacing="0" w:before="240" w:lineRule="auto"/>
+        <w:spacing w:after="0" w:before="240" w:lineRule="auto"/>
         <w:ind w:left="720" w:hanging="360"/>
         <w:rPr>
           <w:rFonts w:ascii="Roboto" w:cs="Roboto" w:eastAsia="Roboto" w:hAnsi="Roboto"/>
@@ -308,6 +318,11 @@
           <w:rtl w:val="0"/>
         </w:rPr>
         <w:t xml:space="preserve">pages/about/about.html</w:t>
+      </w:r>
+      <w:r>
+        <w:rPr>
+          <w:rtl w:val="0"/>
+        </w:rPr>
       </w:r>
     </w:p>
     <w:p>
@@ -317,7 +332,7 @@
           <w:ilvl w:val="0"/>
           <w:numId w:val="4"/>
         </w:numPr>
-        <w:spacing w:after="240" w:before="0" w:beforeAutospacing="0" w:lineRule="auto"/>
+        <w:spacing w:after="240" w:before="0" w:lineRule="auto"/>
         <w:ind w:left="720" w:hanging="360"/>
         <w:rPr>
           <w:rFonts w:ascii="Roboto" w:cs="Roboto" w:eastAsia="Roboto" w:hAnsi="Roboto"/>
@@ -334,6 +349,11 @@
           <w:rtl w:val="0"/>
         </w:rPr>
         <w:t xml:space="preserve">pages/about/styles.css</w:t>
+      </w:r>
+      <w:r>
+        <w:rPr>
+          <w:rtl w:val="0"/>
+        </w:rPr>
       </w:r>
     </w:p>
     <w:p>
@@ -383,7 +403,7 @@
           <w:ilvl w:val="0"/>
           <w:numId w:val="2"/>
         </w:numPr>
-        <w:spacing w:after="0" w:afterAutospacing="0" w:before="240" w:lineRule="auto"/>
+        <w:spacing w:after="0" w:before="240" w:lineRule="auto"/>
         <w:ind w:left="720" w:hanging="360"/>
         <w:rPr>
           <w:rFonts w:ascii="Roboto" w:cs="Roboto" w:eastAsia="Roboto" w:hAnsi="Roboto"/>
@@ -400,6 +420,11 @@
           <w:rtl w:val="0"/>
         </w:rPr>
         <w:t xml:space="preserve">pages/resources/resource.html</w:t>
+      </w:r>
+      <w:r>
+        <w:rPr>
+          <w:rtl w:val="0"/>
+        </w:rPr>
       </w:r>
     </w:p>
     <w:p>
@@ -409,7 +434,7 @@
           <w:ilvl w:val="0"/>
           <w:numId w:val="2"/>
         </w:numPr>
-        <w:spacing w:after="240" w:before="0" w:beforeAutospacing="0" w:lineRule="auto"/>
+        <w:spacing w:after="240" w:before="0" w:lineRule="auto"/>
         <w:ind w:left="720" w:hanging="360"/>
         <w:rPr>
           <w:rFonts w:ascii="Roboto" w:cs="Roboto" w:eastAsia="Roboto" w:hAnsi="Roboto"/>
@@ -426,6 +451,11 @@
           <w:rtl w:val="0"/>
         </w:rPr>
         <w:t xml:space="preserve">pages/resources/styles.css</w:t>
+      </w:r>
+      <w:r>
+        <w:rPr>
+          <w:rtl w:val="0"/>
+        </w:rPr>
       </w:r>
     </w:p>
     <w:p>
@@ -459,7 +489,7 @@
           <w:ilvl w:val="0"/>
           <w:numId w:val="1"/>
         </w:numPr>
-        <w:spacing w:after="0" w:afterAutospacing="0" w:before="240" w:lineRule="auto"/>
+        <w:spacing w:after="0" w:before="240" w:lineRule="auto"/>
         <w:ind w:left="720" w:hanging="360"/>
         <w:rPr>
           <w:rFonts w:ascii="Roboto" w:cs="Roboto" w:eastAsia="Roboto" w:hAnsi="Roboto"/>
@@ -484,7 +514,7 @@
           <w:ilvl w:val="0"/>
           <w:numId w:val="1"/>
         </w:numPr>
-        <w:spacing w:after="0" w:afterAutospacing="0" w:before="0" w:beforeAutospacing="0" w:lineRule="auto"/>
+        <w:spacing w:after="0" w:before="0" w:lineRule="auto"/>
         <w:ind w:left="720" w:hanging="360"/>
         <w:rPr>
           <w:rFonts w:ascii="Roboto" w:cs="Roboto" w:eastAsia="Roboto" w:hAnsi="Roboto"/>
@@ -509,7 +539,7 @@
           <w:ilvl w:val="0"/>
           <w:numId w:val="1"/>
         </w:numPr>
-        <w:spacing w:after="240" w:before="0" w:beforeAutospacing="0" w:lineRule="auto"/>
+        <w:spacing w:after="240" w:before="0" w:lineRule="auto"/>
         <w:ind w:left="720" w:hanging="360"/>
         <w:rPr>
           <w:sz w:val="26"/>
@@ -544,6 +574,3636 @@
         </w:rPr>
         <w:t xml:space="preserve"> for navigation</w:t>
       </w:r>
+    </w:p>
+    <w:p>
+      <w:pPr>
+        <w:widowControl w:val="0"/>
+        <w:spacing w:after="240" w:before="0" w:lineRule="auto"/>
+        <w:rPr>
+          <w:rFonts w:ascii="Roboto" w:cs="Roboto" w:eastAsia="Roboto" w:hAnsi="Roboto"/>
+          <w:sz w:val="26"/>
+          <w:szCs w:val="26"/>
+        </w:rPr>
+      </w:pPr>
+      <w:r>
+        <w:rPr>
+          <w:rtl w:val="0"/>
+        </w:rPr>
+      </w:r>
+    </w:p>
+    <w:p>
+      <w:pPr>
+        <w:widowControl w:val="0"/>
+        <w:spacing w:after="240" w:before="0" w:lineRule="auto"/>
+        <w:rPr>
+          <w:rFonts w:ascii="Roboto" w:cs="Roboto" w:eastAsia="Roboto" w:hAnsi="Roboto"/>
+          <w:b w:val="1"/>
+          <w:bCs w:val="1"/>
+          <w:sz w:val="32"/>
+          <w:szCs w:val="32"/>
+        </w:rPr>
+      </w:pPr>
+      <w:r>
+        <w:rPr>
+          <w:rtl w:val="0"/>
+        </w:rPr>
+      </w:r>
+    </w:p>
+    <w:p>
+      <w:pPr>
+        <w:widowControl w:val="0"/>
+        <w:spacing w:after="240" w:before="0" w:lineRule="auto"/>
+        <w:rPr>
+          <w:rFonts w:ascii="Roboto" w:cs="Roboto" w:eastAsia="Roboto" w:hAnsi="Roboto"/>
+          <w:b w:val="1"/>
+          <w:bCs w:val="1"/>
+          <w:sz w:val="32"/>
+          <w:szCs w:val="32"/>
+        </w:rPr>
+      </w:pPr>
+      <w:r>
+        <w:rPr>
+          <w:rtl w:val="0"/>
+        </w:rPr>
+      </w:r>
+    </w:p>
+    <w:p>
+      <w:pPr>
+        <w:widowControl w:val="0"/>
+        <w:spacing w:after="240" w:before="0" w:lineRule="auto"/>
+        <w:rPr>
+          <w:rFonts w:ascii="Roboto" w:cs="Roboto" w:eastAsia="Roboto" w:hAnsi="Roboto"/>
+          <w:b w:val="1"/>
+          <w:bCs w:val="1"/>
+          <w:sz w:val="32"/>
+          <w:szCs w:val="32"/>
+        </w:rPr>
+      </w:pPr>
+      <w:r>
+        <w:rPr>
+          <w:rtl w:val="0"/>
+        </w:rPr>
+      </w:r>
+    </w:p>
+    <w:p>
+      <w:pPr>
+        <w:widowControl w:val="0"/>
+        <w:spacing w:after="240" w:before="0" w:lineRule="auto"/>
+        <w:rPr>
+          <w:rFonts w:ascii="Roboto" w:cs="Roboto" w:eastAsia="Roboto" w:hAnsi="Roboto"/>
+          <w:b w:val="1"/>
+          <w:bCs w:val="1"/>
+          <w:sz w:val="32"/>
+          <w:szCs w:val="32"/>
+        </w:rPr>
+      </w:pPr>
+      <w:r>
+        <w:rPr>
+          <w:rFonts w:ascii="Roboto" w:cs="Roboto" w:eastAsia="Roboto" w:hAnsi="Roboto"/>
+          <w:b w:val="1"/>
+          <w:bCs w:val="1"/>
+          <w:sz w:val="32"/>
+          <w:szCs w:val="32"/>
+          <w:rtl w:val="0"/>
+        </w:rPr>
+        <w:t xml:space="preserve">Header and footer we use in code</w:t>
+      </w:r>
+    </w:p>
+    <w:p>
+      <w:pPr>
+        <w:widowControl w:val="0"/>
+        <w:spacing w:after="240" w:before="0" w:lineRule="auto"/>
+        <w:rPr>
+          <w:rFonts w:ascii="Roboto" w:cs="Roboto" w:eastAsia="Roboto" w:hAnsi="Roboto"/>
+          <w:b w:val="1"/>
+          <w:bCs w:val="1"/>
+          <w:sz w:val="28"/>
+          <w:szCs w:val="28"/>
+        </w:rPr>
+      </w:pPr>
+      <w:r>
+        <w:rPr>
+          <w:rFonts w:ascii="Roboto" w:cs="Roboto" w:eastAsia="Roboto" w:hAnsi="Roboto"/>
+          <w:b w:val="1"/>
+          <w:bCs w:val="1"/>
+          <w:sz w:val="28"/>
+          <w:szCs w:val="28"/>
+          <w:rtl w:val="0"/>
+        </w:rPr>
+        <w:t xml:space="preserve">Header:</w:t>
+      </w:r>
+    </w:p>
+    <w:p>
+      <w:pPr>
+        <w:widowControl w:val="0"/>
+        <w:shd w:fill="1f1f1f" w:val="clear"/>
+        <w:spacing w:after="240" w:line="325.71428571428567" w:lineRule="auto"/>
+        <w:rPr>
+          <w:rFonts w:ascii="Courier New" w:cs="Courier New" w:eastAsia="Courier New" w:hAnsi="Courier New"/>
+          <w:color w:val="808080"/>
+          <w:sz w:val="21"/>
+          <w:szCs w:val="21"/>
+        </w:rPr>
+      </w:pPr>
+      <w:r>
+        <w:rPr>
+          <w:rFonts w:ascii="Courier New" w:cs="Courier New" w:eastAsia="Courier New" w:hAnsi="Courier New"/>
+          <w:color w:val="cccccc"/>
+          <w:sz w:val="21"/>
+          <w:szCs w:val="21"/>
+          <w:rtl w:val="0"/>
+        </w:rPr>
+        <w:t xml:space="preserve">  </w:t>
+      </w:r>
+      <w:r>
+        <w:rPr>
+          <w:rFonts w:ascii="Courier New" w:cs="Courier New" w:eastAsia="Courier New" w:hAnsi="Courier New"/>
+          <w:color w:val="808080"/>
+          <w:sz w:val="21"/>
+          <w:szCs w:val="21"/>
+          <w:rtl w:val="0"/>
+        </w:rPr>
+        <w:t xml:space="preserve">&lt;</w:t>
+      </w:r>
+      <w:r>
+        <w:rPr>
+          <w:rFonts w:ascii="Courier New" w:cs="Courier New" w:eastAsia="Courier New" w:hAnsi="Courier New"/>
+          <w:color w:val="569cd6"/>
+          <w:sz w:val="21"/>
+          <w:szCs w:val="21"/>
+          <w:rtl w:val="0"/>
+        </w:rPr>
+        <w:t xml:space="preserve">header</w:t>
+      </w:r>
+      <w:r>
+        <w:rPr>
+          <w:rFonts w:ascii="Courier New" w:cs="Courier New" w:eastAsia="Courier New" w:hAnsi="Courier New"/>
+          <w:color w:val="808080"/>
+          <w:sz w:val="21"/>
+          <w:szCs w:val="21"/>
+          <w:rtl w:val="0"/>
+        </w:rPr>
+        <w:t xml:space="preserve">&gt;</w:t>
+      </w:r>
+    </w:p>
+    <w:p>
+      <w:pPr>
+        <w:widowControl w:val="0"/>
+        <w:shd w:fill="1f1f1f" w:val="clear"/>
+        <w:spacing w:after="240" w:line="325.71428571428567" w:lineRule="auto"/>
+        <w:rPr>
+          <w:rFonts w:ascii="Courier New" w:cs="Courier New" w:eastAsia="Courier New" w:hAnsi="Courier New"/>
+          <w:color w:val="808080"/>
+          <w:sz w:val="21"/>
+          <w:szCs w:val="21"/>
+        </w:rPr>
+      </w:pPr>
+      <w:r>
+        <w:rPr>
+          <w:rFonts w:ascii="Courier New" w:cs="Courier New" w:eastAsia="Courier New" w:hAnsi="Courier New"/>
+          <w:color w:val="cccccc"/>
+          <w:sz w:val="21"/>
+          <w:szCs w:val="21"/>
+          <w:rtl w:val="0"/>
+        </w:rPr>
+        <w:t xml:space="preserve">    </w:t>
+      </w:r>
+      <w:r>
+        <w:rPr>
+          <w:rFonts w:ascii="Courier New" w:cs="Courier New" w:eastAsia="Courier New" w:hAnsi="Courier New"/>
+          <w:color w:val="808080"/>
+          <w:sz w:val="21"/>
+          <w:szCs w:val="21"/>
+          <w:rtl w:val="0"/>
+        </w:rPr>
+        <w:t xml:space="preserve">&lt;</w:t>
+      </w:r>
+      <w:r>
+        <w:rPr>
+          <w:rFonts w:ascii="Courier New" w:cs="Courier New" w:eastAsia="Courier New" w:hAnsi="Courier New"/>
+          <w:color w:val="569cd6"/>
+          <w:sz w:val="21"/>
+          <w:szCs w:val="21"/>
+          <w:rtl w:val="0"/>
+        </w:rPr>
+        <w:t xml:space="preserve">a</w:t>
+      </w:r>
+      <w:r>
+        <w:rPr>
+          <w:rFonts w:ascii="Courier New" w:cs="Courier New" w:eastAsia="Courier New" w:hAnsi="Courier New"/>
+          <w:color w:val="cccccc"/>
+          <w:sz w:val="21"/>
+          <w:szCs w:val="21"/>
+          <w:rtl w:val="0"/>
+        </w:rPr>
+        <w:t xml:space="preserve"> </w:t>
+      </w:r>
+      <w:r>
+        <w:rPr>
+          <w:rFonts w:ascii="Courier New" w:cs="Courier New" w:eastAsia="Courier New" w:hAnsi="Courier New"/>
+          <w:color w:val="9cdcfe"/>
+          <w:sz w:val="21"/>
+          <w:szCs w:val="21"/>
+          <w:rtl w:val="0"/>
+        </w:rPr>
+        <w:t xml:space="preserve">href</w:t>
+      </w:r>
+      <w:r>
+        <w:rPr>
+          <w:rFonts w:ascii="Courier New" w:cs="Courier New" w:eastAsia="Courier New" w:hAnsi="Courier New"/>
+          <w:color w:val="cccccc"/>
+          <w:sz w:val="21"/>
+          <w:szCs w:val="21"/>
+          <w:rtl w:val="0"/>
+        </w:rPr>
+        <w:t xml:space="preserve">=</w:t>
+      </w:r>
+      <w:r>
+        <w:rPr>
+          <w:rFonts w:ascii="Courier New" w:cs="Courier New" w:eastAsia="Courier New" w:hAnsi="Courier New"/>
+          <w:color w:val="ce9178"/>
+          <w:sz w:val="21"/>
+          <w:szCs w:val="21"/>
+          <w:rtl w:val="0"/>
+        </w:rPr>
+        <w:t xml:space="preserve">"index.html"</w:t>
+      </w:r>
+      <w:r>
+        <w:rPr>
+          <w:rFonts w:ascii="Courier New" w:cs="Courier New" w:eastAsia="Courier New" w:hAnsi="Courier New"/>
+          <w:color w:val="cccccc"/>
+          <w:sz w:val="21"/>
+          <w:szCs w:val="21"/>
+          <w:rtl w:val="0"/>
+        </w:rPr>
+        <w:t xml:space="preserve"> </w:t>
+      </w:r>
+      <w:r>
+        <w:rPr>
+          <w:rFonts w:ascii="Courier New" w:cs="Courier New" w:eastAsia="Courier New" w:hAnsi="Courier New"/>
+          <w:color w:val="9cdcfe"/>
+          <w:sz w:val="21"/>
+          <w:szCs w:val="21"/>
+          <w:rtl w:val="0"/>
+        </w:rPr>
+        <w:t xml:space="preserve">class</w:t>
+      </w:r>
+      <w:r>
+        <w:rPr>
+          <w:rFonts w:ascii="Courier New" w:cs="Courier New" w:eastAsia="Courier New" w:hAnsi="Courier New"/>
+          <w:color w:val="cccccc"/>
+          <w:sz w:val="21"/>
+          <w:szCs w:val="21"/>
+          <w:rtl w:val="0"/>
+        </w:rPr>
+        <w:t xml:space="preserve">=</w:t>
+      </w:r>
+      <w:r>
+        <w:rPr>
+          <w:rFonts w:ascii="Courier New" w:cs="Courier New" w:eastAsia="Courier New" w:hAnsi="Courier New"/>
+          <w:color w:val="ce9178"/>
+          <w:sz w:val="21"/>
+          <w:szCs w:val="21"/>
+          <w:rtl w:val="0"/>
+        </w:rPr>
+        <w:t xml:space="preserve">"logo"</w:t>
+      </w:r>
+      <w:r>
+        <w:rPr>
+          <w:rFonts w:ascii="Courier New" w:cs="Courier New" w:eastAsia="Courier New" w:hAnsi="Courier New"/>
+          <w:color w:val="808080"/>
+          <w:sz w:val="21"/>
+          <w:szCs w:val="21"/>
+          <w:rtl w:val="0"/>
+        </w:rPr>
+        <w:t xml:space="preserve">&gt;</w:t>
+      </w:r>
+      <w:r>
+        <w:rPr>
+          <w:rFonts w:ascii="Courier New" w:cs="Courier New" w:eastAsia="Courier New" w:hAnsi="Courier New"/>
+          <w:color w:val="cccccc"/>
+          <w:sz w:val="21"/>
+          <w:szCs w:val="21"/>
+          <w:rtl w:val="0"/>
+        </w:rPr>
+        <w:t xml:space="preserve">Discover Egypt</w:t>
+      </w:r>
+      <w:r>
+        <w:rPr>
+          <w:rFonts w:ascii="Courier New" w:cs="Courier New" w:eastAsia="Courier New" w:hAnsi="Courier New"/>
+          <w:color w:val="808080"/>
+          <w:sz w:val="21"/>
+          <w:szCs w:val="21"/>
+          <w:rtl w:val="0"/>
+        </w:rPr>
+        <w:t xml:space="preserve">&lt;/</w:t>
+      </w:r>
+      <w:r>
+        <w:rPr>
+          <w:rFonts w:ascii="Courier New" w:cs="Courier New" w:eastAsia="Courier New" w:hAnsi="Courier New"/>
+          <w:color w:val="569cd6"/>
+          <w:sz w:val="21"/>
+          <w:szCs w:val="21"/>
+          <w:rtl w:val="0"/>
+        </w:rPr>
+        <w:t xml:space="preserve">a</w:t>
+      </w:r>
+      <w:r>
+        <w:rPr>
+          <w:rFonts w:ascii="Courier New" w:cs="Courier New" w:eastAsia="Courier New" w:hAnsi="Courier New"/>
+          <w:color w:val="808080"/>
+          <w:sz w:val="21"/>
+          <w:szCs w:val="21"/>
+          <w:rtl w:val="0"/>
+        </w:rPr>
+        <w:t xml:space="preserve">&gt;</w:t>
+      </w:r>
+    </w:p>
+    <w:p>
+      <w:pPr>
+        <w:widowControl w:val="0"/>
+        <w:shd w:fill="1f1f1f" w:val="clear"/>
+        <w:spacing w:after="240" w:line="325.71428571428567" w:lineRule="auto"/>
+        <w:rPr>
+          <w:rFonts w:ascii="Courier New" w:cs="Courier New" w:eastAsia="Courier New" w:hAnsi="Courier New"/>
+          <w:color w:val="808080"/>
+          <w:sz w:val="21"/>
+          <w:szCs w:val="21"/>
+        </w:rPr>
+      </w:pPr>
+      <w:r>
+        <w:rPr>
+          <w:rFonts w:ascii="Courier New" w:cs="Courier New" w:eastAsia="Courier New" w:hAnsi="Courier New"/>
+          <w:color w:val="cccccc"/>
+          <w:sz w:val="21"/>
+          <w:szCs w:val="21"/>
+          <w:rtl w:val="0"/>
+        </w:rPr>
+        <w:t xml:space="preserve">    </w:t>
+      </w:r>
+      <w:r>
+        <w:rPr>
+          <w:rFonts w:ascii="Courier New" w:cs="Courier New" w:eastAsia="Courier New" w:hAnsi="Courier New"/>
+          <w:color w:val="808080"/>
+          <w:sz w:val="21"/>
+          <w:szCs w:val="21"/>
+          <w:rtl w:val="0"/>
+        </w:rPr>
+        <w:t xml:space="preserve">&lt;</w:t>
+      </w:r>
+      <w:r>
+        <w:rPr>
+          <w:rFonts w:ascii="Courier New" w:cs="Courier New" w:eastAsia="Courier New" w:hAnsi="Courier New"/>
+          <w:color w:val="569cd6"/>
+          <w:sz w:val="21"/>
+          <w:szCs w:val="21"/>
+          <w:rtl w:val="0"/>
+        </w:rPr>
+        <w:t xml:space="preserve">nav</w:t>
+      </w:r>
+      <w:r>
+        <w:rPr>
+          <w:rFonts w:ascii="Courier New" w:cs="Courier New" w:eastAsia="Courier New" w:hAnsi="Courier New"/>
+          <w:color w:val="808080"/>
+          <w:sz w:val="21"/>
+          <w:szCs w:val="21"/>
+          <w:rtl w:val="0"/>
+        </w:rPr>
+        <w:t xml:space="preserve">&gt;</w:t>
+      </w:r>
+    </w:p>
+    <w:p>
+      <w:pPr>
+        <w:widowControl w:val="0"/>
+        <w:shd w:fill="1f1f1f" w:val="clear"/>
+        <w:spacing w:after="240" w:line="325.71428571428567" w:lineRule="auto"/>
+        <w:rPr>
+          <w:rFonts w:ascii="Courier New" w:cs="Courier New" w:eastAsia="Courier New" w:hAnsi="Courier New"/>
+          <w:color w:val="808080"/>
+          <w:sz w:val="21"/>
+          <w:szCs w:val="21"/>
+        </w:rPr>
+      </w:pPr>
+      <w:r>
+        <w:rPr>
+          <w:rFonts w:ascii="Courier New" w:cs="Courier New" w:eastAsia="Courier New" w:hAnsi="Courier New"/>
+          <w:color w:val="cccccc"/>
+          <w:sz w:val="21"/>
+          <w:szCs w:val="21"/>
+          <w:rtl w:val="0"/>
+        </w:rPr>
+        <w:t xml:space="preserve">      </w:t>
+      </w:r>
+      <w:r>
+        <w:rPr>
+          <w:rFonts w:ascii="Courier New" w:cs="Courier New" w:eastAsia="Courier New" w:hAnsi="Courier New"/>
+          <w:color w:val="808080"/>
+          <w:sz w:val="21"/>
+          <w:szCs w:val="21"/>
+          <w:rtl w:val="0"/>
+        </w:rPr>
+        <w:t xml:space="preserve">&lt;</w:t>
+      </w:r>
+      <w:r>
+        <w:rPr>
+          <w:rFonts w:ascii="Courier New" w:cs="Courier New" w:eastAsia="Courier New" w:hAnsi="Courier New"/>
+          <w:color w:val="569cd6"/>
+          <w:sz w:val="21"/>
+          <w:szCs w:val="21"/>
+          <w:rtl w:val="0"/>
+        </w:rPr>
+        <w:t xml:space="preserve">a</w:t>
+      </w:r>
+      <w:r>
+        <w:rPr>
+          <w:rFonts w:ascii="Courier New" w:cs="Courier New" w:eastAsia="Courier New" w:hAnsi="Courier New"/>
+          <w:color w:val="cccccc"/>
+          <w:sz w:val="21"/>
+          <w:szCs w:val="21"/>
+          <w:rtl w:val="0"/>
+        </w:rPr>
+        <w:t xml:space="preserve"> </w:t>
+      </w:r>
+      <w:r>
+        <w:rPr>
+          <w:rFonts w:ascii="Courier New" w:cs="Courier New" w:eastAsia="Courier New" w:hAnsi="Courier New"/>
+          <w:color w:val="9cdcfe"/>
+          <w:sz w:val="21"/>
+          <w:szCs w:val="21"/>
+          <w:rtl w:val="0"/>
+        </w:rPr>
+        <w:t xml:space="preserve">href</w:t>
+      </w:r>
+      <w:r>
+        <w:rPr>
+          <w:rFonts w:ascii="Courier New" w:cs="Courier New" w:eastAsia="Courier New" w:hAnsi="Courier New"/>
+          <w:color w:val="cccccc"/>
+          <w:sz w:val="21"/>
+          <w:szCs w:val="21"/>
+          <w:rtl w:val="0"/>
+        </w:rPr>
+        <w:t xml:space="preserve">=</w:t>
+      </w:r>
+      <w:r>
+        <w:rPr>
+          <w:rFonts w:ascii="Courier New" w:cs="Courier New" w:eastAsia="Courier New" w:hAnsi="Courier New"/>
+          <w:color w:val="ce9178"/>
+          <w:sz w:val="21"/>
+          <w:szCs w:val="21"/>
+          <w:rtl w:val="0"/>
+        </w:rPr>
+        <w:t xml:space="preserve">"#"</w:t>
+      </w:r>
+      <w:r>
+        <w:rPr>
+          <w:rFonts w:ascii="Courier New" w:cs="Courier New" w:eastAsia="Courier New" w:hAnsi="Courier New"/>
+          <w:color w:val="808080"/>
+          <w:sz w:val="21"/>
+          <w:szCs w:val="21"/>
+          <w:rtl w:val="0"/>
+        </w:rPr>
+        <w:t xml:space="preserve">&gt;</w:t>
+      </w:r>
+      <w:r>
+        <w:rPr>
+          <w:rFonts w:ascii="Courier New" w:cs="Courier New" w:eastAsia="Courier New" w:hAnsi="Courier New"/>
+          <w:color w:val="cccccc"/>
+          <w:sz w:val="21"/>
+          <w:szCs w:val="21"/>
+          <w:rtl w:val="0"/>
+        </w:rPr>
+        <w:t xml:space="preserve">Home</w:t>
+      </w:r>
+      <w:r>
+        <w:rPr>
+          <w:rFonts w:ascii="Courier New" w:cs="Courier New" w:eastAsia="Courier New" w:hAnsi="Courier New"/>
+          <w:color w:val="808080"/>
+          <w:sz w:val="21"/>
+          <w:szCs w:val="21"/>
+          <w:rtl w:val="0"/>
+        </w:rPr>
+        <w:t xml:space="preserve">&lt;/</w:t>
+      </w:r>
+      <w:r>
+        <w:rPr>
+          <w:rFonts w:ascii="Courier New" w:cs="Courier New" w:eastAsia="Courier New" w:hAnsi="Courier New"/>
+          <w:color w:val="569cd6"/>
+          <w:sz w:val="21"/>
+          <w:szCs w:val="21"/>
+          <w:rtl w:val="0"/>
+        </w:rPr>
+        <w:t xml:space="preserve">a</w:t>
+      </w:r>
+      <w:r>
+        <w:rPr>
+          <w:rFonts w:ascii="Courier New" w:cs="Courier New" w:eastAsia="Courier New" w:hAnsi="Courier New"/>
+          <w:color w:val="808080"/>
+          <w:sz w:val="21"/>
+          <w:szCs w:val="21"/>
+          <w:rtl w:val="0"/>
+        </w:rPr>
+        <w:t xml:space="preserve">&gt;</w:t>
+      </w:r>
+    </w:p>
+    <w:p>
+      <w:pPr>
+        <w:widowControl w:val="0"/>
+        <w:shd w:fill="1f1f1f" w:val="clear"/>
+        <w:spacing w:after="240" w:line="325.71428571428567" w:lineRule="auto"/>
+        <w:rPr>
+          <w:rFonts w:ascii="Courier New" w:cs="Courier New" w:eastAsia="Courier New" w:hAnsi="Courier New"/>
+          <w:color w:val="808080"/>
+          <w:sz w:val="21"/>
+          <w:szCs w:val="21"/>
+        </w:rPr>
+      </w:pPr>
+      <w:r>
+        <w:rPr>
+          <w:rFonts w:ascii="Courier New" w:cs="Courier New" w:eastAsia="Courier New" w:hAnsi="Courier New"/>
+          <w:color w:val="cccccc"/>
+          <w:sz w:val="21"/>
+          <w:szCs w:val="21"/>
+          <w:rtl w:val="0"/>
+        </w:rPr>
+        <w:t xml:space="preserve">      </w:t>
+      </w:r>
+      <w:r>
+        <w:rPr>
+          <w:rFonts w:ascii="Courier New" w:cs="Courier New" w:eastAsia="Courier New" w:hAnsi="Courier New"/>
+          <w:color w:val="808080"/>
+          <w:sz w:val="21"/>
+          <w:szCs w:val="21"/>
+          <w:rtl w:val="0"/>
+        </w:rPr>
+        <w:t xml:space="preserve">&lt;</w:t>
+      </w:r>
+      <w:r>
+        <w:rPr>
+          <w:rFonts w:ascii="Courier New" w:cs="Courier New" w:eastAsia="Courier New" w:hAnsi="Courier New"/>
+          <w:color w:val="569cd6"/>
+          <w:sz w:val="21"/>
+          <w:szCs w:val="21"/>
+          <w:rtl w:val="0"/>
+        </w:rPr>
+        <w:t xml:space="preserve">a</w:t>
+      </w:r>
+      <w:r>
+        <w:rPr>
+          <w:rFonts w:ascii="Courier New" w:cs="Courier New" w:eastAsia="Courier New" w:hAnsi="Courier New"/>
+          <w:color w:val="cccccc"/>
+          <w:sz w:val="21"/>
+          <w:szCs w:val="21"/>
+          <w:rtl w:val="0"/>
+        </w:rPr>
+        <w:t xml:space="preserve"> </w:t>
+      </w:r>
+      <w:r>
+        <w:rPr>
+          <w:rFonts w:ascii="Courier New" w:cs="Courier New" w:eastAsia="Courier New" w:hAnsi="Courier New"/>
+          <w:color w:val="9cdcfe"/>
+          <w:sz w:val="21"/>
+          <w:szCs w:val="21"/>
+          <w:rtl w:val="0"/>
+        </w:rPr>
+        <w:t xml:space="preserve">href</w:t>
+      </w:r>
+      <w:r>
+        <w:rPr>
+          <w:rFonts w:ascii="Courier New" w:cs="Courier New" w:eastAsia="Courier New" w:hAnsi="Courier New"/>
+          <w:color w:val="cccccc"/>
+          <w:sz w:val="21"/>
+          <w:szCs w:val="21"/>
+          <w:rtl w:val="0"/>
+        </w:rPr>
+        <w:t xml:space="preserve">=</w:t>
+      </w:r>
+      <w:r>
+        <w:rPr>
+          <w:rFonts w:ascii="Courier New" w:cs="Courier New" w:eastAsia="Courier New" w:hAnsi="Courier New"/>
+          <w:color w:val="ce9178"/>
+          <w:sz w:val="21"/>
+          <w:szCs w:val="21"/>
+          <w:rtl w:val="0"/>
+        </w:rPr>
+        <w:t xml:space="preserve">"pages/about-egypt/About.html"</w:t>
+      </w:r>
+      <w:r>
+        <w:rPr>
+          <w:rFonts w:ascii="Courier New" w:cs="Courier New" w:eastAsia="Courier New" w:hAnsi="Courier New"/>
+          <w:color w:val="808080"/>
+          <w:sz w:val="21"/>
+          <w:szCs w:val="21"/>
+          <w:rtl w:val="0"/>
+        </w:rPr>
+        <w:t xml:space="preserve">&gt;</w:t>
+      </w:r>
+      <w:r>
+        <w:rPr>
+          <w:rFonts w:ascii="Courier New" w:cs="Courier New" w:eastAsia="Courier New" w:hAnsi="Courier New"/>
+          <w:color w:val="cccccc"/>
+          <w:sz w:val="21"/>
+          <w:szCs w:val="21"/>
+          <w:rtl w:val="0"/>
+        </w:rPr>
+        <w:t xml:space="preserve">About</w:t>
+      </w:r>
+      <w:r>
+        <w:rPr>
+          <w:rFonts w:ascii="Courier New" w:cs="Courier New" w:eastAsia="Courier New" w:hAnsi="Courier New"/>
+          <w:color w:val="808080"/>
+          <w:sz w:val="21"/>
+          <w:szCs w:val="21"/>
+          <w:rtl w:val="0"/>
+        </w:rPr>
+        <w:t xml:space="preserve">&lt;/</w:t>
+      </w:r>
+      <w:r>
+        <w:rPr>
+          <w:rFonts w:ascii="Courier New" w:cs="Courier New" w:eastAsia="Courier New" w:hAnsi="Courier New"/>
+          <w:color w:val="569cd6"/>
+          <w:sz w:val="21"/>
+          <w:szCs w:val="21"/>
+          <w:rtl w:val="0"/>
+        </w:rPr>
+        <w:t xml:space="preserve">a</w:t>
+      </w:r>
+      <w:r>
+        <w:rPr>
+          <w:rFonts w:ascii="Courier New" w:cs="Courier New" w:eastAsia="Courier New" w:hAnsi="Courier New"/>
+          <w:color w:val="808080"/>
+          <w:sz w:val="21"/>
+          <w:szCs w:val="21"/>
+          <w:rtl w:val="0"/>
+        </w:rPr>
+        <w:t xml:space="preserve">&gt;</w:t>
+      </w:r>
+    </w:p>
+    <w:p>
+      <w:pPr>
+        <w:widowControl w:val="0"/>
+        <w:shd w:fill="1f1f1f" w:val="clear"/>
+        <w:spacing w:after="240" w:line="325.71428571428567" w:lineRule="auto"/>
+        <w:rPr>
+          <w:rFonts w:ascii="Courier New" w:cs="Courier New" w:eastAsia="Courier New" w:hAnsi="Courier New"/>
+          <w:color w:val="808080"/>
+          <w:sz w:val="21"/>
+          <w:szCs w:val="21"/>
+        </w:rPr>
+      </w:pPr>
+      <w:r>
+        <w:rPr>
+          <w:rFonts w:ascii="Courier New" w:cs="Courier New" w:eastAsia="Courier New" w:hAnsi="Courier New"/>
+          <w:color w:val="cccccc"/>
+          <w:sz w:val="21"/>
+          <w:szCs w:val="21"/>
+          <w:rtl w:val="0"/>
+        </w:rPr>
+        <w:t xml:space="preserve">      </w:t>
+      </w:r>
+      <w:r>
+        <w:rPr>
+          <w:rFonts w:ascii="Courier New" w:cs="Courier New" w:eastAsia="Courier New" w:hAnsi="Courier New"/>
+          <w:color w:val="808080"/>
+          <w:sz w:val="21"/>
+          <w:szCs w:val="21"/>
+          <w:rtl w:val="0"/>
+        </w:rPr>
+        <w:t xml:space="preserve">&lt;</w:t>
+      </w:r>
+      <w:r>
+        <w:rPr>
+          <w:rFonts w:ascii="Courier New" w:cs="Courier New" w:eastAsia="Courier New" w:hAnsi="Courier New"/>
+          <w:color w:val="569cd6"/>
+          <w:sz w:val="21"/>
+          <w:szCs w:val="21"/>
+          <w:rtl w:val="0"/>
+        </w:rPr>
+        <w:t xml:space="preserve">a</w:t>
+      </w:r>
+      <w:r>
+        <w:rPr>
+          <w:rFonts w:ascii="Courier New" w:cs="Courier New" w:eastAsia="Courier New" w:hAnsi="Courier New"/>
+          <w:color w:val="cccccc"/>
+          <w:sz w:val="21"/>
+          <w:szCs w:val="21"/>
+          <w:rtl w:val="0"/>
+        </w:rPr>
+        <w:t xml:space="preserve"> </w:t>
+      </w:r>
+      <w:r>
+        <w:rPr>
+          <w:rFonts w:ascii="Courier New" w:cs="Courier New" w:eastAsia="Courier New" w:hAnsi="Courier New"/>
+          <w:color w:val="9cdcfe"/>
+          <w:sz w:val="21"/>
+          <w:szCs w:val="21"/>
+          <w:rtl w:val="0"/>
+        </w:rPr>
+        <w:t xml:space="preserve">href</w:t>
+      </w:r>
+      <w:r>
+        <w:rPr>
+          <w:rFonts w:ascii="Courier New" w:cs="Courier New" w:eastAsia="Courier New" w:hAnsi="Courier New"/>
+          <w:color w:val="cccccc"/>
+          <w:sz w:val="21"/>
+          <w:szCs w:val="21"/>
+          <w:rtl w:val="0"/>
+        </w:rPr>
+        <w:t xml:space="preserve">=</w:t>
+      </w:r>
+      <w:r>
+        <w:rPr>
+          <w:rFonts w:ascii="Courier New" w:cs="Courier New" w:eastAsia="Courier New" w:hAnsi="Courier New"/>
+          <w:color w:val="ce9178"/>
+          <w:sz w:val="21"/>
+          <w:szCs w:val="21"/>
+          <w:rtl w:val="0"/>
+        </w:rPr>
+        <w:t xml:space="preserve">"#"</w:t>
+      </w:r>
+      <w:r>
+        <w:rPr>
+          <w:rFonts w:ascii="Courier New" w:cs="Courier New" w:eastAsia="Courier New" w:hAnsi="Courier New"/>
+          <w:color w:val="808080"/>
+          <w:sz w:val="21"/>
+          <w:szCs w:val="21"/>
+          <w:rtl w:val="0"/>
+        </w:rPr>
+        <w:t xml:space="preserve">&gt;</w:t>
+      </w:r>
+      <w:r>
+        <w:rPr>
+          <w:rFonts w:ascii="Courier New" w:cs="Courier New" w:eastAsia="Courier New" w:hAnsi="Courier New"/>
+          <w:color w:val="cccccc"/>
+          <w:sz w:val="21"/>
+          <w:szCs w:val="21"/>
+          <w:rtl w:val="0"/>
+        </w:rPr>
+        <w:t xml:space="preserve">Destinations</w:t>
+      </w:r>
+      <w:r>
+        <w:rPr>
+          <w:rFonts w:ascii="Courier New" w:cs="Courier New" w:eastAsia="Courier New" w:hAnsi="Courier New"/>
+          <w:color w:val="808080"/>
+          <w:sz w:val="21"/>
+          <w:szCs w:val="21"/>
+          <w:rtl w:val="0"/>
+        </w:rPr>
+        <w:t xml:space="preserve">&lt;/</w:t>
+      </w:r>
+      <w:r>
+        <w:rPr>
+          <w:rFonts w:ascii="Courier New" w:cs="Courier New" w:eastAsia="Courier New" w:hAnsi="Courier New"/>
+          <w:color w:val="569cd6"/>
+          <w:sz w:val="21"/>
+          <w:szCs w:val="21"/>
+          <w:rtl w:val="0"/>
+        </w:rPr>
+        <w:t xml:space="preserve">a</w:t>
+      </w:r>
+      <w:r>
+        <w:rPr>
+          <w:rFonts w:ascii="Courier New" w:cs="Courier New" w:eastAsia="Courier New" w:hAnsi="Courier New"/>
+          <w:color w:val="808080"/>
+          <w:sz w:val="21"/>
+          <w:szCs w:val="21"/>
+          <w:rtl w:val="0"/>
+        </w:rPr>
+        <w:t xml:space="preserve">&gt;</w:t>
+      </w:r>
+    </w:p>
+    <w:p>
+      <w:pPr>
+        <w:widowControl w:val="0"/>
+        <w:shd w:fill="1f1f1f" w:val="clear"/>
+        <w:spacing w:after="240" w:line="325.71428571428567" w:lineRule="auto"/>
+        <w:rPr>
+          <w:rFonts w:ascii="Courier New" w:cs="Courier New" w:eastAsia="Courier New" w:hAnsi="Courier New"/>
+          <w:color w:val="808080"/>
+          <w:sz w:val="21"/>
+          <w:szCs w:val="21"/>
+        </w:rPr>
+      </w:pPr>
+      <w:r>
+        <w:rPr>
+          <w:rFonts w:ascii="Courier New" w:cs="Courier New" w:eastAsia="Courier New" w:hAnsi="Courier New"/>
+          <w:color w:val="cccccc"/>
+          <w:sz w:val="21"/>
+          <w:szCs w:val="21"/>
+          <w:rtl w:val="0"/>
+        </w:rPr>
+        <w:t xml:space="preserve">      </w:t>
+      </w:r>
+      <w:r>
+        <w:rPr>
+          <w:rFonts w:ascii="Courier New" w:cs="Courier New" w:eastAsia="Courier New" w:hAnsi="Courier New"/>
+          <w:color w:val="808080"/>
+          <w:sz w:val="21"/>
+          <w:szCs w:val="21"/>
+          <w:rtl w:val="0"/>
+        </w:rPr>
+        <w:t xml:space="preserve">&lt;</w:t>
+      </w:r>
+      <w:r>
+        <w:rPr>
+          <w:rFonts w:ascii="Courier New" w:cs="Courier New" w:eastAsia="Courier New" w:hAnsi="Courier New"/>
+          <w:color w:val="569cd6"/>
+          <w:sz w:val="21"/>
+          <w:szCs w:val="21"/>
+          <w:rtl w:val="0"/>
+        </w:rPr>
+        <w:t xml:space="preserve">a</w:t>
+      </w:r>
+      <w:r>
+        <w:rPr>
+          <w:rFonts w:ascii="Courier New" w:cs="Courier New" w:eastAsia="Courier New" w:hAnsi="Courier New"/>
+          <w:color w:val="cccccc"/>
+          <w:sz w:val="21"/>
+          <w:szCs w:val="21"/>
+          <w:rtl w:val="0"/>
+        </w:rPr>
+        <w:t xml:space="preserve"> </w:t>
+      </w:r>
+      <w:r>
+        <w:rPr>
+          <w:rFonts w:ascii="Courier New" w:cs="Courier New" w:eastAsia="Courier New" w:hAnsi="Courier New"/>
+          <w:color w:val="9cdcfe"/>
+          <w:sz w:val="21"/>
+          <w:szCs w:val="21"/>
+          <w:rtl w:val="0"/>
+        </w:rPr>
+        <w:t xml:space="preserve">href</w:t>
+      </w:r>
+      <w:r>
+        <w:rPr>
+          <w:rFonts w:ascii="Courier New" w:cs="Courier New" w:eastAsia="Courier New" w:hAnsi="Courier New"/>
+          <w:color w:val="cccccc"/>
+          <w:sz w:val="21"/>
+          <w:szCs w:val="21"/>
+          <w:rtl w:val="0"/>
+        </w:rPr>
+        <w:t xml:space="preserve">=</w:t>
+      </w:r>
+      <w:r>
+        <w:rPr>
+          <w:rFonts w:ascii="Courier New" w:cs="Courier New" w:eastAsia="Courier New" w:hAnsi="Courier New"/>
+          <w:color w:val="ce9178"/>
+          <w:sz w:val="21"/>
+          <w:szCs w:val="21"/>
+          <w:rtl w:val="0"/>
+        </w:rPr>
+        <w:t xml:space="preserve">"#"</w:t>
+      </w:r>
+      <w:r>
+        <w:rPr>
+          <w:rFonts w:ascii="Courier New" w:cs="Courier New" w:eastAsia="Courier New" w:hAnsi="Courier New"/>
+          <w:color w:val="808080"/>
+          <w:sz w:val="21"/>
+          <w:szCs w:val="21"/>
+          <w:rtl w:val="0"/>
+        </w:rPr>
+        <w:t xml:space="preserve">&gt;</w:t>
+      </w:r>
+      <w:r>
+        <w:rPr>
+          <w:rFonts w:ascii="Courier New" w:cs="Courier New" w:eastAsia="Courier New" w:hAnsi="Courier New"/>
+          <w:color w:val="cccccc"/>
+          <w:sz w:val="21"/>
+          <w:szCs w:val="21"/>
+          <w:rtl w:val="0"/>
+        </w:rPr>
+        <w:t xml:space="preserve">Attractions</w:t>
+      </w:r>
+      <w:r>
+        <w:rPr>
+          <w:rFonts w:ascii="Courier New" w:cs="Courier New" w:eastAsia="Courier New" w:hAnsi="Courier New"/>
+          <w:color w:val="808080"/>
+          <w:sz w:val="21"/>
+          <w:szCs w:val="21"/>
+          <w:rtl w:val="0"/>
+        </w:rPr>
+        <w:t xml:space="preserve">&lt;/</w:t>
+      </w:r>
+      <w:r>
+        <w:rPr>
+          <w:rFonts w:ascii="Courier New" w:cs="Courier New" w:eastAsia="Courier New" w:hAnsi="Courier New"/>
+          <w:color w:val="569cd6"/>
+          <w:sz w:val="21"/>
+          <w:szCs w:val="21"/>
+          <w:rtl w:val="0"/>
+        </w:rPr>
+        <w:t xml:space="preserve">a</w:t>
+      </w:r>
+      <w:r>
+        <w:rPr>
+          <w:rFonts w:ascii="Courier New" w:cs="Courier New" w:eastAsia="Courier New" w:hAnsi="Courier New"/>
+          <w:color w:val="808080"/>
+          <w:sz w:val="21"/>
+          <w:szCs w:val="21"/>
+          <w:rtl w:val="0"/>
+        </w:rPr>
+        <w:t xml:space="preserve">&gt;</w:t>
+      </w:r>
+    </w:p>
+    <w:p>
+      <w:pPr>
+        <w:widowControl w:val="0"/>
+        <w:shd w:fill="1f1f1f" w:val="clear"/>
+        <w:spacing w:after="240" w:line="325.71428571428567" w:lineRule="auto"/>
+        <w:rPr>
+          <w:rFonts w:ascii="Courier New" w:cs="Courier New" w:eastAsia="Courier New" w:hAnsi="Courier New"/>
+          <w:color w:val="808080"/>
+          <w:sz w:val="21"/>
+          <w:szCs w:val="21"/>
+        </w:rPr>
+      </w:pPr>
+      <w:r>
+        <w:rPr>
+          <w:rFonts w:ascii="Courier New" w:cs="Courier New" w:eastAsia="Courier New" w:hAnsi="Courier New"/>
+          <w:color w:val="cccccc"/>
+          <w:sz w:val="21"/>
+          <w:szCs w:val="21"/>
+          <w:rtl w:val="0"/>
+        </w:rPr>
+        <w:t xml:space="preserve">      </w:t>
+      </w:r>
+      <w:r>
+        <w:rPr>
+          <w:rFonts w:ascii="Courier New" w:cs="Courier New" w:eastAsia="Courier New" w:hAnsi="Courier New"/>
+          <w:color w:val="808080"/>
+          <w:sz w:val="21"/>
+          <w:szCs w:val="21"/>
+          <w:rtl w:val="0"/>
+        </w:rPr>
+        <w:t xml:space="preserve">&lt;</w:t>
+      </w:r>
+      <w:r>
+        <w:rPr>
+          <w:rFonts w:ascii="Courier New" w:cs="Courier New" w:eastAsia="Courier New" w:hAnsi="Courier New"/>
+          <w:color w:val="569cd6"/>
+          <w:sz w:val="21"/>
+          <w:szCs w:val="21"/>
+          <w:rtl w:val="0"/>
+        </w:rPr>
+        <w:t xml:space="preserve">a</w:t>
+      </w:r>
+      <w:r>
+        <w:rPr>
+          <w:rFonts w:ascii="Courier New" w:cs="Courier New" w:eastAsia="Courier New" w:hAnsi="Courier New"/>
+          <w:color w:val="cccccc"/>
+          <w:sz w:val="21"/>
+          <w:szCs w:val="21"/>
+          <w:rtl w:val="0"/>
+        </w:rPr>
+        <w:t xml:space="preserve"> </w:t>
+      </w:r>
+      <w:r>
+        <w:rPr>
+          <w:rFonts w:ascii="Courier New" w:cs="Courier New" w:eastAsia="Courier New" w:hAnsi="Courier New"/>
+          <w:color w:val="9cdcfe"/>
+          <w:sz w:val="21"/>
+          <w:szCs w:val="21"/>
+          <w:rtl w:val="0"/>
+        </w:rPr>
+        <w:t xml:space="preserve">href</w:t>
+      </w:r>
+      <w:r>
+        <w:rPr>
+          <w:rFonts w:ascii="Courier New" w:cs="Courier New" w:eastAsia="Courier New" w:hAnsi="Courier New"/>
+          <w:color w:val="cccccc"/>
+          <w:sz w:val="21"/>
+          <w:szCs w:val="21"/>
+          <w:rtl w:val="0"/>
+        </w:rPr>
+        <w:t xml:space="preserve">=</w:t>
+      </w:r>
+      <w:r>
+        <w:rPr>
+          <w:rFonts w:ascii="Courier New" w:cs="Courier New" w:eastAsia="Courier New" w:hAnsi="Courier New"/>
+          <w:color w:val="ce9178"/>
+          <w:sz w:val="21"/>
+          <w:szCs w:val="21"/>
+          <w:rtl w:val="0"/>
+        </w:rPr>
+        <w:t xml:space="preserve">"#"</w:t>
+      </w:r>
+      <w:r>
+        <w:rPr>
+          <w:rFonts w:ascii="Courier New" w:cs="Courier New" w:eastAsia="Courier New" w:hAnsi="Courier New"/>
+          <w:color w:val="808080"/>
+          <w:sz w:val="21"/>
+          <w:szCs w:val="21"/>
+          <w:rtl w:val="0"/>
+        </w:rPr>
+        <w:t xml:space="preserve">&gt;</w:t>
+      </w:r>
+      <w:r>
+        <w:rPr>
+          <w:rFonts w:ascii="Courier New" w:cs="Courier New" w:eastAsia="Courier New" w:hAnsi="Courier New"/>
+          <w:color w:val="cccccc"/>
+          <w:sz w:val="21"/>
+          <w:szCs w:val="21"/>
+          <w:rtl w:val="0"/>
+        </w:rPr>
+        <w:t xml:space="preserve">Experiences</w:t>
+      </w:r>
+      <w:r>
+        <w:rPr>
+          <w:rFonts w:ascii="Courier New" w:cs="Courier New" w:eastAsia="Courier New" w:hAnsi="Courier New"/>
+          <w:color w:val="808080"/>
+          <w:sz w:val="21"/>
+          <w:szCs w:val="21"/>
+          <w:rtl w:val="0"/>
+        </w:rPr>
+        <w:t xml:space="preserve">&lt;/</w:t>
+      </w:r>
+      <w:r>
+        <w:rPr>
+          <w:rFonts w:ascii="Courier New" w:cs="Courier New" w:eastAsia="Courier New" w:hAnsi="Courier New"/>
+          <w:color w:val="569cd6"/>
+          <w:sz w:val="21"/>
+          <w:szCs w:val="21"/>
+          <w:rtl w:val="0"/>
+        </w:rPr>
+        <w:t xml:space="preserve">a</w:t>
+      </w:r>
+      <w:r>
+        <w:rPr>
+          <w:rFonts w:ascii="Courier New" w:cs="Courier New" w:eastAsia="Courier New" w:hAnsi="Courier New"/>
+          <w:color w:val="808080"/>
+          <w:sz w:val="21"/>
+          <w:szCs w:val="21"/>
+          <w:rtl w:val="0"/>
+        </w:rPr>
+        <w:t xml:space="preserve">&gt;</w:t>
+      </w:r>
+    </w:p>
+    <w:p>
+      <w:pPr>
+        <w:widowControl w:val="0"/>
+        <w:shd w:fill="1f1f1f" w:val="clear"/>
+        <w:spacing w:after="240" w:line="325.71428571428567" w:lineRule="auto"/>
+        <w:rPr>
+          <w:rFonts w:ascii="Courier New" w:cs="Courier New" w:eastAsia="Courier New" w:hAnsi="Courier New"/>
+          <w:color w:val="808080"/>
+          <w:sz w:val="21"/>
+          <w:szCs w:val="21"/>
+        </w:rPr>
+      </w:pPr>
+      <w:r>
+        <w:rPr>
+          <w:rFonts w:ascii="Courier New" w:cs="Courier New" w:eastAsia="Courier New" w:hAnsi="Courier New"/>
+          <w:color w:val="cccccc"/>
+          <w:sz w:val="21"/>
+          <w:szCs w:val="21"/>
+          <w:rtl w:val="0"/>
+        </w:rPr>
+        <w:t xml:space="preserve">      </w:t>
+      </w:r>
+      <w:r>
+        <w:rPr>
+          <w:rFonts w:ascii="Courier New" w:cs="Courier New" w:eastAsia="Courier New" w:hAnsi="Courier New"/>
+          <w:color w:val="808080"/>
+          <w:sz w:val="21"/>
+          <w:szCs w:val="21"/>
+          <w:rtl w:val="0"/>
+        </w:rPr>
+        <w:t xml:space="preserve">&lt;</w:t>
+      </w:r>
+      <w:r>
+        <w:rPr>
+          <w:rFonts w:ascii="Courier New" w:cs="Courier New" w:eastAsia="Courier New" w:hAnsi="Courier New"/>
+          <w:color w:val="569cd6"/>
+          <w:sz w:val="21"/>
+          <w:szCs w:val="21"/>
+          <w:rtl w:val="0"/>
+        </w:rPr>
+        <w:t xml:space="preserve">a</w:t>
+      </w:r>
+      <w:r>
+        <w:rPr>
+          <w:rFonts w:ascii="Courier New" w:cs="Courier New" w:eastAsia="Courier New" w:hAnsi="Courier New"/>
+          <w:color w:val="cccccc"/>
+          <w:sz w:val="21"/>
+          <w:szCs w:val="21"/>
+          <w:rtl w:val="0"/>
+        </w:rPr>
+        <w:t xml:space="preserve"> </w:t>
+      </w:r>
+      <w:r>
+        <w:rPr>
+          <w:rFonts w:ascii="Courier New" w:cs="Courier New" w:eastAsia="Courier New" w:hAnsi="Courier New"/>
+          <w:color w:val="9cdcfe"/>
+          <w:sz w:val="21"/>
+          <w:szCs w:val="21"/>
+          <w:rtl w:val="0"/>
+        </w:rPr>
+        <w:t xml:space="preserve">href</w:t>
+      </w:r>
+      <w:r>
+        <w:rPr>
+          <w:rFonts w:ascii="Courier New" w:cs="Courier New" w:eastAsia="Courier New" w:hAnsi="Courier New"/>
+          <w:color w:val="cccccc"/>
+          <w:sz w:val="21"/>
+          <w:szCs w:val="21"/>
+          <w:rtl w:val="0"/>
+        </w:rPr>
+        <w:t xml:space="preserve">=</w:t>
+      </w:r>
+      <w:r>
+        <w:rPr>
+          <w:rFonts w:ascii="Courier New" w:cs="Courier New" w:eastAsia="Courier New" w:hAnsi="Courier New"/>
+          <w:color w:val="ce9178"/>
+          <w:sz w:val="21"/>
+          <w:szCs w:val="21"/>
+          <w:rtl w:val="0"/>
+        </w:rPr>
+        <w:t xml:space="preserve">"#"</w:t>
+      </w:r>
+      <w:r>
+        <w:rPr>
+          <w:rFonts w:ascii="Courier New" w:cs="Courier New" w:eastAsia="Courier New" w:hAnsi="Courier New"/>
+          <w:color w:val="808080"/>
+          <w:sz w:val="21"/>
+          <w:szCs w:val="21"/>
+          <w:rtl w:val="0"/>
+        </w:rPr>
+        <w:t xml:space="preserve">&gt;</w:t>
+      </w:r>
+      <w:r>
+        <w:rPr>
+          <w:rFonts w:ascii="Courier New" w:cs="Courier New" w:eastAsia="Courier New" w:hAnsi="Courier New"/>
+          <w:color w:val="cccccc"/>
+          <w:sz w:val="21"/>
+          <w:szCs w:val="21"/>
+          <w:rtl w:val="0"/>
+        </w:rPr>
+        <w:t xml:space="preserve">Resources</w:t>
+      </w:r>
+      <w:r>
+        <w:rPr>
+          <w:rFonts w:ascii="Courier New" w:cs="Courier New" w:eastAsia="Courier New" w:hAnsi="Courier New"/>
+          <w:color w:val="808080"/>
+          <w:sz w:val="21"/>
+          <w:szCs w:val="21"/>
+          <w:rtl w:val="0"/>
+        </w:rPr>
+        <w:t xml:space="preserve">&lt;/</w:t>
+      </w:r>
+      <w:r>
+        <w:rPr>
+          <w:rFonts w:ascii="Courier New" w:cs="Courier New" w:eastAsia="Courier New" w:hAnsi="Courier New"/>
+          <w:color w:val="569cd6"/>
+          <w:sz w:val="21"/>
+          <w:szCs w:val="21"/>
+          <w:rtl w:val="0"/>
+        </w:rPr>
+        <w:t xml:space="preserve">a</w:t>
+      </w:r>
+      <w:r>
+        <w:rPr>
+          <w:rFonts w:ascii="Courier New" w:cs="Courier New" w:eastAsia="Courier New" w:hAnsi="Courier New"/>
+          <w:color w:val="808080"/>
+          <w:sz w:val="21"/>
+          <w:szCs w:val="21"/>
+          <w:rtl w:val="0"/>
+        </w:rPr>
+        <w:t xml:space="preserve">&gt;</w:t>
+      </w:r>
+    </w:p>
+    <w:p>
+      <w:pPr>
+        <w:widowControl w:val="0"/>
+        <w:shd w:fill="1f1f1f" w:val="clear"/>
+        <w:spacing w:after="240" w:line="325.71428571428567" w:lineRule="auto"/>
+        <w:rPr>
+          <w:rFonts w:ascii="Courier New" w:cs="Courier New" w:eastAsia="Courier New" w:hAnsi="Courier New"/>
+          <w:color w:val="808080"/>
+          <w:sz w:val="21"/>
+          <w:szCs w:val="21"/>
+        </w:rPr>
+      </w:pPr>
+      <w:r>
+        <w:rPr>
+          <w:rFonts w:ascii="Courier New" w:cs="Courier New" w:eastAsia="Courier New" w:hAnsi="Courier New"/>
+          <w:color w:val="cccccc"/>
+          <w:sz w:val="21"/>
+          <w:szCs w:val="21"/>
+          <w:rtl w:val="0"/>
+        </w:rPr>
+        <w:t xml:space="preserve">      </w:t>
+      </w:r>
+      <w:r>
+        <w:rPr>
+          <w:rFonts w:ascii="Courier New" w:cs="Courier New" w:eastAsia="Courier New" w:hAnsi="Courier New"/>
+          <w:color w:val="808080"/>
+          <w:sz w:val="21"/>
+          <w:szCs w:val="21"/>
+          <w:rtl w:val="0"/>
+        </w:rPr>
+        <w:t xml:space="preserve">&lt;</w:t>
+      </w:r>
+      <w:r>
+        <w:rPr>
+          <w:rFonts w:ascii="Courier New" w:cs="Courier New" w:eastAsia="Courier New" w:hAnsi="Courier New"/>
+          <w:color w:val="569cd6"/>
+          <w:sz w:val="21"/>
+          <w:szCs w:val="21"/>
+          <w:rtl w:val="0"/>
+        </w:rPr>
+        <w:t xml:space="preserve">a</w:t>
+      </w:r>
+      <w:r>
+        <w:rPr>
+          <w:rFonts w:ascii="Courier New" w:cs="Courier New" w:eastAsia="Courier New" w:hAnsi="Courier New"/>
+          <w:color w:val="cccccc"/>
+          <w:sz w:val="21"/>
+          <w:szCs w:val="21"/>
+          <w:rtl w:val="0"/>
+        </w:rPr>
+        <w:t xml:space="preserve"> </w:t>
+      </w:r>
+      <w:r>
+        <w:rPr>
+          <w:rFonts w:ascii="Courier New" w:cs="Courier New" w:eastAsia="Courier New" w:hAnsi="Courier New"/>
+          <w:color w:val="9cdcfe"/>
+          <w:sz w:val="21"/>
+          <w:szCs w:val="21"/>
+          <w:rtl w:val="0"/>
+        </w:rPr>
+        <w:t xml:space="preserve">href</w:t>
+      </w:r>
+      <w:r>
+        <w:rPr>
+          <w:rFonts w:ascii="Courier New" w:cs="Courier New" w:eastAsia="Courier New" w:hAnsi="Courier New"/>
+          <w:color w:val="cccccc"/>
+          <w:sz w:val="21"/>
+          <w:szCs w:val="21"/>
+          <w:rtl w:val="0"/>
+        </w:rPr>
+        <w:t xml:space="preserve">=</w:t>
+      </w:r>
+      <w:r>
+        <w:rPr>
+          <w:rFonts w:ascii="Courier New" w:cs="Courier New" w:eastAsia="Courier New" w:hAnsi="Courier New"/>
+          <w:color w:val="ce9178"/>
+          <w:sz w:val="21"/>
+          <w:szCs w:val="21"/>
+          <w:rtl w:val="0"/>
+        </w:rPr>
+        <w:t xml:space="preserve">"#"</w:t>
+      </w:r>
+      <w:r>
+        <w:rPr>
+          <w:rFonts w:ascii="Courier New" w:cs="Courier New" w:eastAsia="Courier New" w:hAnsi="Courier New"/>
+          <w:color w:val="808080"/>
+          <w:sz w:val="21"/>
+          <w:szCs w:val="21"/>
+          <w:rtl w:val="0"/>
+        </w:rPr>
+        <w:t xml:space="preserve">&gt;</w:t>
+      </w:r>
+      <w:r>
+        <w:rPr>
+          <w:rFonts w:ascii="Courier New" w:cs="Courier New" w:eastAsia="Courier New" w:hAnsi="Courier New"/>
+          <w:color w:val="cccccc"/>
+          <w:sz w:val="21"/>
+          <w:szCs w:val="21"/>
+          <w:rtl w:val="0"/>
+        </w:rPr>
+        <w:t xml:space="preserve">Contact</w:t>
+      </w:r>
+      <w:r>
+        <w:rPr>
+          <w:rFonts w:ascii="Courier New" w:cs="Courier New" w:eastAsia="Courier New" w:hAnsi="Courier New"/>
+          <w:color w:val="808080"/>
+          <w:sz w:val="21"/>
+          <w:szCs w:val="21"/>
+          <w:rtl w:val="0"/>
+        </w:rPr>
+        <w:t xml:space="preserve">&lt;/</w:t>
+      </w:r>
+      <w:r>
+        <w:rPr>
+          <w:rFonts w:ascii="Courier New" w:cs="Courier New" w:eastAsia="Courier New" w:hAnsi="Courier New"/>
+          <w:color w:val="569cd6"/>
+          <w:sz w:val="21"/>
+          <w:szCs w:val="21"/>
+          <w:rtl w:val="0"/>
+        </w:rPr>
+        <w:t xml:space="preserve">a</w:t>
+      </w:r>
+      <w:r>
+        <w:rPr>
+          <w:rFonts w:ascii="Courier New" w:cs="Courier New" w:eastAsia="Courier New" w:hAnsi="Courier New"/>
+          <w:color w:val="808080"/>
+          <w:sz w:val="21"/>
+          <w:szCs w:val="21"/>
+          <w:rtl w:val="0"/>
+        </w:rPr>
+        <w:t xml:space="preserve">&gt;</w:t>
+      </w:r>
+    </w:p>
+    <w:p>
+      <w:pPr>
+        <w:widowControl w:val="0"/>
+        <w:shd w:fill="1f1f1f" w:val="clear"/>
+        <w:spacing w:after="240" w:line="325.71428571428567" w:lineRule="auto"/>
+        <w:rPr>
+          <w:rFonts w:ascii="Courier New" w:cs="Courier New" w:eastAsia="Courier New" w:hAnsi="Courier New"/>
+          <w:color w:val="808080"/>
+          <w:sz w:val="21"/>
+          <w:szCs w:val="21"/>
+        </w:rPr>
+      </w:pPr>
+      <w:r>
+        <w:rPr>
+          <w:rFonts w:ascii="Courier New" w:cs="Courier New" w:eastAsia="Courier New" w:hAnsi="Courier New"/>
+          <w:color w:val="cccccc"/>
+          <w:sz w:val="21"/>
+          <w:szCs w:val="21"/>
+          <w:rtl w:val="0"/>
+        </w:rPr>
+        <w:t xml:space="preserve">    </w:t>
+      </w:r>
+      <w:r>
+        <w:rPr>
+          <w:rFonts w:ascii="Courier New" w:cs="Courier New" w:eastAsia="Courier New" w:hAnsi="Courier New"/>
+          <w:color w:val="808080"/>
+          <w:sz w:val="21"/>
+          <w:szCs w:val="21"/>
+          <w:rtl w:val="0"/>
+        </w:rPr>
+        <w:t xml:space="preserve">&lt;/</w:t>
+      </w:r>
+      <w:r>
+        <w:rPr>
+          <w:rFonts w:ascii="Courier New" w:cs="Courier New" w:eastAsia="Courier New" w:hAnsi="Courier New"/>
+          <w:color w:val="569cd6"/>
+          <w:sz w:val="21"/>
+          <w:szCs w:val="21"/>
+          <w:rtl w:val="0"/>
+        </w:rPr>
+        <w:t xml:space="preserve">nav</w:t>
+      </w:r>
+      <w:r>
+        <w:rPr>
+          <w:rFonts w:ascii="Courier New" w:cs="Courier New" w:eastAsia="Courier New" w:hAnsi="Courier New"/>
+          <w:color w:val="808080"/>
+          <w:sz w:val="21"/>
+          <w:szCs w:val="21"/>
+          <w:rtl w:val="0"/>
+        </w:rPr>
+        <w:t xml:space="preserve">&gt;</w:t>
+      </w:r>
+    </w:p>
+    <w:p>
+      <w:pPr>
+        <w:widowControl w:val="0"/>
+        <w:shd w:fill="1f1f1f" w:val="clear"/>
+        <w:spacing w:after="240" w:line="325.71428571428567" w:lineRule="auto"/>
+        <w:rPr>
+          <w:rFonts w:ascii="Courier New" w:cs="Courier New" w:eastAsia="Courier New" w:hAnsi="Courier New"/>
+          <w:color w:val="808080"/>
+          <w:sz w:val="21"/>
+          <w:szCs w:val="21"/>
+        </w:rPr>
+      </w:pPr>
+      <w:r>
+        <w:rPr>
+          <w:rFonts w:ascii="Courier New" w:cs="Courier New" w:eastAsia="Courier New" w:hAnsi="Courier New"/>
+          <w:color w:val="cccccc"/>
+          <w:sz w:val="21"/>
+          <w:szCs w:val="21"/>
+          <w:rtl w:val="0"/>
+        </w:rPr>
+        <w:t xml:space="preserve">  </w:t>
+      </w:r>
+      <w:r>
+        <w:rPr>
+          <w:rFonts w:ascii="Courier New" w:cs="Courier New" w:eastAsia="Courier New" w:hAnsi="Courier New"/>
+          <w:color w:val="808080"/>
+          <w:sz w:val="21"/>
+          <w:szCs w:val="21"/>
+          <w:rtl w:val="0"/>
+        </w:rPr>
+        <w:t xml:space="preserve">&lt;/</w:t>
+      </w:r>
+      <w:r>
+        <w:rPr>
+          <w:rFonts w:ascii="Courier New" w:cs="Courier New" w:eastAsia="Courier New" w:hAnsi="Courier New"/>
+          <w:color w:val="569cd6"/>
+          <w:sz w:val="21"/>
+          <w:szCs w:val="21"/>
+          <w:rtl w:val="0"/>
+        </w:rPr>
+        <w:t xml:space="preserve">header</w:t>
+      </w:r>
+      <w:r>
+        <w:rPr>
+          <w:rFonts w:ascii="Courier New" w:cs="Courier New" w:eastAsia="Courier New" w:hAnsi="Courier New"/>
+          <w:color w:val="808080"/>
+          <w:sz w:val="21"/>
+          <w:szCs w:val="21"/>
+          <w:rtl w:val="0"/>
+        </w:rPr>
+        <w:t xml:space="preserve">&gt;</w:t>
+      </w:r>
+    </w:p>
+    <w:p>
+      <w:pPr>
+        <w:widowControl w:val="0"/>
+        <w:spacing w:after="240" w:before="0" w:lineRule="auto"/>
+        <w:rPr>
+          <w:rFonts w:ascii="Roboto" w:cs="Roboto" w:eastAsia="Roboto" w:hAnsi="Roboto"/>
+          <w:sz w:val="26"/>
+          <w:szCs w:val="26"/>
+        </w:rPr>
+      </w:pPr>
+      <w:r>
+        <w:rPr>
+          <w:rtl w:val="0"/>
+        </w:rPr>
+      </w:r>
+    </w:p>
+    <w:p>
+      <w:pPr>
+        <w:widowControl w:val="0"/>
+        <w:spacing w:after="240" w:before="0" w:lineRule="auto"/>
+        <w:rPr>
+          <w:rFonts w:ascii="Roboto" w:cs="Roboto" w:eastAsia="Roboto" w:hAnsi="Roboto"/>
+          <w:sz w:val="26"/>
+          <w:szCs w:val="26"/>
+        </w:rPr>
+      </w:pPr>
+      <w:r>
+        <w:rPr>
+          <w:rtl w:val="0"/>
+        </w:rPr>
+      </w:r>
+    </w:p>
+    <w:p>
+      <w:pPr>
+        <w:widowControl w:val="0"/>
+        <w:spacing w:after="240" w:before="0" w:lineRule="auto"/>
+        <w:rPr>
+          <w:rFonts w:ascii="Roboto" w:cs="Roboto" w:eastAsia="Roboto" w:hAnsi="Roboto"/>
+          <w:sz w:val="26"/>
+          <w:szCs w:val="26"/>
+        </w:rPr>
+      </w:pPr>
+      <w:r>
+        <w:rPr>
+          <w:rtl w:val="0"/>
+        </w:rPr>
+      </w:r>
+    </w:p>
+    <w:p>
+      <w:pPr>
+        <w:widowControl w:val="0"/>
+        <w:spacing w:after="240" w:before="0" w:lineRule="auto"/>
+        <w:rPr>
+          <w:rFonts w:ascii="Roboto" w:cs="Roboto" w:eastAsia="Roboto" w:hAnsi="Roboto"/>
+          <w:sz w:val="26"/>
+          <w:szCs w:val="26"/>
+        </w:rPr>
+      </w:pPr>
+      <w:r>
+        <w:rPr>
+          <w:rtl w:val="0"/>
+        </w:rPr>
+      </w:r>
+    </w:p>
+    <w:p>
+      <w:pPr>
+        <w:widowControl w:val="0"/>
+        <w:spacing w:after="240" w:before="0" w:lineRule="auto"/>
+        <w:rPr>
+          <w:rFonts w:ascii="Roboto" w:cs="Roboto" w:eastAsia="Roboto" w:hAnsi="Roboto"/>
+          <w:sz w:val="26"/>
+          <w:szCs w:val="26"/>
+        </w:rPr>
+      </w:pPr>
+      <w:r>
+        <w:rPr>
+          <w:rtl w:val="0"/>
+        </w:rPr>
+      </w:r>
+    </w:p>
+    <w:p>
+      <w:pPr>
+        <w:widowControl w:val="0"/>
+        <w:spacing w:after="240" w:before="0" w:lineRule="auto"/>
+        <w:rPr>
+          <w:rFonts w:ascii="Roboto" w:cs="Roboto" w:eastAsia="Roboto" w:hAnsi="Roboto"/>
+          <w:sz w:val="26"/>
+          <w:szCs w:val="26"/>
+        </w:rPr>
+      </w:pPr>
+      <w:r>
+        <w:rPr>
+          <w:rtl w:val="0"/>
+        </w:rPr>
+      </w:r>
+    </w:p>
+    <w:p>
+      <w:pPr>
+        <w:widowControl w:val="0"/>
+        <w:spacing w:after="240" w:before="0" w:lineRule="auto"/>
+        <w:rPr>
+          <w:rFonts w:ascii="Roboto" w:cs="Roboto" w:eastAsia="Roboto" w:hAnsi="Roboto"/>
+          <w:sz w:val="26"/>
+          <w:szCs w:val="26"/>
+        </w:rPr>
+      </w:pPr>
+      <w:r>
+        <w:rPr>
+          <w:rtl w:val="0"/>
+        </w:rPr>
+      </w:r>
+    </w:p>
+    <w:p>
+      <w:pPr>
+        <w:widowControl w:val="0"/>
+        <w:spacing w:after="240" w:before="0" w:lineRule="auto"/>
+        <w:rPr>
+          <w:rFonts w:ascii="Roboto" w:cs="Roboto" w:eastAsia="Roboto" w:hAnsi="Roboto"/>
+          <w:sz w:val="26"/>
+          <w:szCs w:val="26"/>
+        </w:rPr>
+      </w:pPr>
+      <w:r>
+        <w:rPr>
+          <w:rtl w:val="0"/>
+        </w:rPr>
+      </w:r>
+    </w:p>
+    <w:p>
+      <w:pPr>
+        <w:widowControl w:val="0"/>
+        <w:spacing w:after="240" w:before="0" w:lineRule="auto"/>
+        <w:rPr>
+          <w:rFonts w:ascii="Roboto" w:cs="Roboto" w:eastAsia="Roboto" w:hAnsi="Roboto"/>
+          <w:b w:val="1"/>
+          <w:bCs w:val="1"/>
+          <w:sz w:val="28"/>
+          <w:szCs w:val="28"/>
+        </w:rPr>
+      </w:pPr>
+      <w:r>
+        <w:rPr>
+          <w:rFonts w:ascii="Roboto" w:cs="Roboto" w:eastAsia="Roboto" w:hAnsi="Roboto"/>
+          <w:b w:val="1"/>
+          <w:bCs w:val="1"/>
+          <w:sz w:val="28"/>
+          <w:szCs w:val="28"/>
+          <w:rtl w:val="0"/>
+        </w:rPr>
+        <w:t xml:space="preserve">Footer</w:t>
+      </w:r>
+    </w:p>
+    <w:p>
+      <w:pPr>
+        <w:widowControl w:val="0"/>
+        <w:shd w:fill="1f1f1f" w:val="clear"/>
+        <w:spacing w:after="240" w:line="325.71428571428567" w:lineRule="auto"/>
+        <w:rPr>
+          <w:rFonts w:ascii="Courier New" w:cs="Courier New" w:eastAsia="Courier New" w:hAnsi="Courier New"/>
+          <w:b w:val="1"/>
+          <w:bCs w:val="1"/>
+          <w:color w:val="808080"/>
+          <w:sz w:val="21"/>
+          <w:szCs w:val="21"/>
+        </w:rPr>
+      </w:pPr>
+      <w:r>
+        <w:rPr>
+          <w:rFonts w:ascii="Courier New" w:cs="Courier New" w:eastAsia="Courier New" w:hAnsi="Courier New"/>
+          <w:b w:val="1"/>
+          <w:bCs w:val="1"/>
+          <w:color w:val="cccccc"/>
+          <w:sz w:val="21"/>
+          <w:szCs w:val="21"/>
+          <w:rtl w:val="0"/>
+        </w:rPr>
+        <w:t xml:space="preserve">  </w:t>
+      </w:r>
+      <w:r>
+        <w:rPr>
+          <w:rFonts w:ascii="Courier New" w:cs="Courier New" w:eastAsia="Courier New" w:hAnsi="Courier New"/>
+          <w:b w:val="1"/>
+          <w:bCs w:val="1"/>
+          <w:color w:val="808080"/>
+          <w:sz w:val="21"/>
+          <w:szCs w:val="21"/>
+          <w:rtl w:val="0"/>
+        </w:rPr>
+        <w:t xml:space="preserve">&lt;</w:t>
+      </w:r>
+      <w:r>
+        <w:rPr>
+          <w:rFonts w:ascii="Courier New" w:cs="Courier New" w:eastAsia="Courier New" w:hAnsi="Courier New"/>
+          <w:b w:val="1"/>
+          <w:bCs w:val="1"/>
+          <w:color w:val="569cd6"/>
+          <w:sz w:val="21"/>
+          <w:szCs w:val="21"/>
+          <w:rtl w:val="0"/>
+        </w:rPr>
+        <w:t xml:space="preserve">footer</w:t>
+      </w:r>
+      <w:r>
+        <w:rPr>
+          <w:rFonts w:ascii="Courier New" w:cs="Courier New" w:eastAsia="Courier New" w:hAnsi="Courier New"/>
+          <w:b w:val="1"/>
+          <w:bCs w:val="1"/>
+          <w:color w:val="808080"/>
+          <w:sz w:val="21"/>
+          <w:szCs w:val="21"/>
+          <w:rtl w:val="0"/>
+        </w:rPr>
+        <w:t xml:space="preserve">&gt;</w:t>
+      </w:r>
+    </w:p>
+    <w:p>
+      <w:pPr>
+        <w:widowControl w:val="0"/>
+        <w:shd w:fill="1f1f1f" w:val="clear"/>
+        <w:spacing w:after="240" w:line="325.71428571428567" w:lineRule="auto"/>
+        <w:rPr>
+          <w:rFonts w:ascii="Courier New" w:cs="Courier New" w:eastAsia="Courier New" w:hAnsi="Courier New"/>
+          <w:b w:val="1"/>
+          <w:bCs w:val="1"/>
+          <w:color w:val="808080"/>
+          <w:sz w:val="21"/>
+          <w:szCs w:val="21"/>
+        </w:rPr>
+      </w:pPr>
+      <w:r>
+        <w:rPr>
+          <w:rFonts w:ascii="Courier New" w:cs="Courier New" w:eastAsia="Courier New" w:hAnsi="Courier New"/>
+          <w:b w:val="1"/>
+          <w:bCs w:val="1"/>
+          <w:color w:val="cccccc"/>
+          <w:sz w:val="21"/>
+          <w:szCs w:val="21"/>
+          <w:rtl w:val="0"/>
+        </w:rPr>
+        <w:t xml:space="preserve">    </w:t>
+      </w:r>
+      <w:r>
+        <w:rPr>
+          <w:rFonts w:ascii="Courier New" w:cs="Courier New" w:eastAsia="Courier New" w:hAnsi="Courier New"/>
+          <w:b w:val="1"/>
+          <w:bCs w:val="1"/>
+          <w:color w:val="808080"/>
+          <w:sz w:val="21"/>
+          <w:szCs w:val="21"/>
+          <w:rtl w:val="0"/>
+        </w:rPr>
+        <w:t xml:space="preserve">&lt;</w:t>
+      </w:r>
+      <w:r>
+        <w:rPr>
+          <w:rFonts w:ascii="Courier New" w:cs="Courier New" w:eastAsia="Courier New" w:hAnsi="Courier New"/>
+          <w:b w:val="1"/>
+          <w:bCs w:val="1"/>
+          <w:color w:val="569cd6"/>
+          <w:sz w:val="21"/>
+          <w:szCs w:val="21"/>
+          <w:rtl w:val="0"/>
+        </w:rPr>
+        <w:t xml:space="preserve">div</w:t>
+      </w:r>
+      <w:r>
+        <w:rPr>
+          <w:rFonts w:ascii="Courier New" w:cs="Courier New" w:eastAsia="Courier New" w:hAnsi="Courier New"/>
+          <w:b w:val="1"/>
+          <w:bCs w:val="1"/>
+          <w:color w:val="cccccc"/>
+          <w:sz w:val="21"/>
+          <w:szCs w:val="21"/>
+          <w:rtl w:val="0"/>
+        </w:rPr>
+        <w:t xml:space="preserve"> </w:t>
+      </w:r>
+      <w:r>
+        <w:rPr>
+          <w:rFonts w:ascii="Courier New" w:cs="Courier New" w:eastAsia="Courier New" w:hAnsi="Courier New"/>
+          <w:b w:val="1"/>
+          <w:bCs w:val="1"/>
+          <w:color w:val="9cdcfe"/>
+          <w:sz w:val="21"/>
+          <w:szCs w:val="21"/>
+          <w:rtl w:val="0"/>
+        </w:rPr>
+        <w:t xml:space="preserve">class</w:t>
+      </w:r>
+      <w:r>
+        <w:rPr>
+          <w:rFonts w:ascii="Courier New" w:cs="Courier New" w:eastAsia="Courier New" w:hAnsi="Courier New"/>
+          <w:b w:val="1"/>
+          <w:bCs w:val="1"/>
+          <w:color w:val="cccccc"/>
+          <w:sz w:val="21"/>
+          <w:szCs w:val="21"/>
+          <w:rtl w:val="0"/>
+        </w:rPr>
+        <w:t xml:space="preserve">=</w:t>
+      </w:r>
+      <w:r>
+        <w:rPr>
+          <w:rFonts w:ascii="Courier New" w:cs="Courier New" w:eastAsia="Courier New" w:hAnsi="Courier New"/>
+          <w:b w:val="1"/>
+          <w:bCs w:val="1"/>
+          <w:color w:val="ce9178"/>
+          <w:sz w:val="21"/>
+          <w:szCs w:val="21"/>
+          <w:rtl w:val="0"/>
+        </w:rPr>
+        <w:t xml:space="preserve">"footer-grid"</w:t>
+      </w:r>
+      <w:r>
+        <w:rPr>
+          <w:rFonts w:ascii="Courier New" w:cs="Courier New" w:eastAsia="Courier New" w:hAnsi="Courier New"/>
+          <w:b w:val="1"/>
+          <w:bCs w:val="1"/>
+          <w:color w:val="808080"/>
+          <w:sz w:val="21"/>
+          <w:szCs w:val="21"/>
+          <w:rtl w:val="0"/>
+        </w:rPr>
+        <w:t xml:space="preserve">&gt;</w:t>
+      </w:r>
+    </w:p>
+    <w:p>
+      <w:pPr>
+        <w:widowControl w:val="0"/>
+        <w:shd w:fill="1f1f1f" w:val="clear"/>
+        <w:spacing w:after="240" w:line="325.71428571428567" w:lineRule="auto"/>
+        <w:rPr>
+          <w:rFonts w:ascii="Courier New" w:cs="Courier New" w:eastAsia="Courier New" w:hAnsi="Courier New"/>
+          <w:b w:val="1"/>
+          <w:bCs w:val="1"/>
+          <w:color w:val="808080"/>
+          <w:sz w:val="21"/>
+          <w:szCs w:val="21"/>
+        </w:rPr>
+      </w:pPr>
+      <w:r>
+        <w:rPr>
+          <w:rFonts w:ascii="Courier New" w:cs="Courier New" w:eastAsia="Courier New" w:hAnsi="Courier New"/>
+          <w:b w:val="1"/>
+          <w:bCs w:val="1"/>
+          <w:color w:val="cccccc"/>
+          <w:sz w:val="21"/>
+          <w:szCs w:val="21"/>
+          <w:rtl w:val="0"/>
+        </w:rPr>
+        <w:t xml:space="preserve">      </w:t>
+      </w:r>
+      <w:r>
+        <w:rPr>
+          <w:rFonts w:ascii="Courier New" w:cs="Courier New" w:eastAsia="Courier New" w:hAnsi="Courier New"/>
+          <w:b w:val="1"/>
+          <w:bCs w:val="1"/>
+          <w:color w:val="808080"/>
+          <w:sz w:val="21"/>
+          <w:szCs w:val="21"/>
+          <w:rtl w:val="0"/>
+        </w:rPr>
+        <w:t xml:space="preserve">&lt;</w:t>
+      </w:r>
+      <w:r>
+        <w:rPr>
+          <w:rFonts w:ascii="Courier New" w:cs="Courier New" w:eastAsia="Courier New" w:hAnsi="Courier New"/>
+          <w:b w:val="1"/>
+          <w:bCs w:val="1"/>
+          <w:color w:val="569cd6"/>
+          <w:sz w:val="21"/>
+          <w:szCs w:val="21"/>
+          <w:rtl w:val="0"/>
+        </w:rPr>
+        <w:t xml:space="preserve">div</w:t>
+      </w:r>
+      <w:r>
+        <w:rPr>
+          <w:rFonts w:ascii="Courier New" w:cs="Courier New" w:eastAsia="Courier New" w:hAnsi="Courier New"/>
+          <w:b w:val="1"/>
+          <w:bCs w:val="1"/>
+          <w:color w:val="808080"/>
+          <w:sz w:val="21"/>
+          <w:szCs w:val="21"/>
+          <w:rtl w:val="0"/>
+        </w:rPr>
+        <w:t xml:space="preserve">&gt;&lt;</w:t>
+      </w:r>
+      <w:r>
+        <w:rPr>
+          <w:rFonts w:ascii="Courier New" w:cs="Courier New" w:eastAsia="Courier New" w:hAnsi="Courier New"/>
+          <w:b w:val="1"/>
+          <w:bCs w:val="1"/>
+          <w:color w:val="569cd6"/>
+          <w:sz w:val="21"/>
+          <w:szCs w:val="21"/>
+          <w:rtl w:val="0"/>
+        </w:rPr>
+        <w:t xml:space="preserve">h3</w:t>
+      </w:r>
+      <w:r>
+        <w:rPr>
+          <w:rFonts w:ascii="Courier New" w:cs="Courier New" w:eastAsia="Courier New" w:hAnsi="Courier New"/>
+          <w:b w:val="1"/>
+          <w:bCs w:val="1"/>
+          <w:color w:val="808080"/>
+          <w:sz w:val="21"/>
+          <w:szCs w:val="21"/>
+          <w:rtl w:val="0"/>
+        </w:rPr>
+        <w:t xml:space="preserve">&gt;</w:t>
+      </w:r>
+      <w:r>
+        <w:rPr>
+          <w:rFonts w:ascii="Courier New" w:cs="Courier New" w:eastAsia="Courier New" w:hAnsi="Courier New"/>
+          <w:b w:val="1"/>
+          <w:bCs w:val="1"/>
+          <w:color w:val="cccccc"/>
+          <w:sz w:val="21"/>
+          <w:szCs w:val="21"/>
+          <w:rtl w:val="0"/>
+        </w:rPr>
+        <w:t xml:space="preserve">Explore-Egypt</w:t>
+      </w:r>
+      <w:r>
+        <w:rPr>
+          <w:rFonts w:ascii="Courier New" w:cs="Courier New" w:eastAsia="Courier New" w:hAnsi="Courier New"/>
+          <w:b w:val="1"/>
+          <w:bCs w:val="1"/>
+          <w:color w:val="808080"/>
+          <w:sz w:val="21"/>
+          <w:szCs w:val="21"/>
+          <w:rtl w:val="0"/>
+        </w:rPr>
+        <w:t xml:space="preserve">&lt;/</w:t>
+      </w:r>
+      <w:r>
+        <w:rPr>
+          <w:rFonts w:ascii="Courier New" w:cs="Courier New" w:eastAsia="Courier New" w:hAnsi="Courier New"/>
+          <w:b w:val="1"/>
+          <w:bCs w:val="1"/>
+          <w:color w:val="569cd6"/>
+          <w:sz w:val="21"/>
+          <w:szCs w:val="21"/>
+          <w:rtl w:val="0"/>
+        </w:rPr>
+        <w:t xml:space="preserve">h3</w:t>
+      </w:r>
+      <w:r>
+        <w:rPr>
+          <w:rFonts w:ascii="Courier New" w:cs="Courier New" w:eastAsia="Courier New" w:hAnsi="Courier New"/>
+          <w:b w:val="1"/>
+          <w:bCs w:val="1"/>
+          <w:color w:val="808080"/>
+          <w:sz w:val="21"/>
+          <w:szCs w:val="21"/>
+          <w:rtl w:val="0"/>
+        </w:rPr>
+        <w:t xml:space="preserve">&gt;&lt;</w:t>
+      </w:r>
+      <w:r>
+        <w:rPr>
+          <w:rFonts w:ascii="Courier New" w:cs="Courier New" w:eastAsia="Courier New" w:hAnsi="Courier New"/>
+          <w:b w:val="1"/>
+          <w:bCs w:val="1"/>
+          <w:color w:val="569cd6"/>
+          <w:sz w:val="21"/>
+          <w:szCs w:val="21"/>
+          <w:rtl w:val="0"/>
+        </w:rPr>
+        <w:t xml:space="preserve">p</w:t>
+      </w:r>
+      <w:r>
+        <w:rPr>
+          <w:rFonts w:ascii="Courier New" w:cs="Courier New" w:eastAsia="Courier New" w:hAnsi="Courier New"/>
+          <w:b w:val="1"/>
+          <w:bCs w:val="1"/>
+          <w:color w:val="808080"/>
+          <w:sz w:val="21"/>
+          <w:szCs w:val="21"/>
+          <w:rtl w:val="0"/>
+        </w:rPr>
+        <w:t xml:space="preserve">&gt;</w:t>
+      </w:r>
+      <w:r>
+        <w:rPr>
+          <w:rFonts w:ascii="Courier New" w:cs="Courier New" w:eastAsia="Courier New" w:hAnsi="Courier New"/>
+          <w:b w:val="1"/>
+          <w:bCs w:val="1"/>
+          <w:color w:val="cccccc"/>
+          <w:sz w:val="21"/>
+          <w:szCs w:val="21"/>
+          <w:rtl w:val="0"/>
+        </w:rPr>
+        <w:t xml:space="preserve">Your gateway to exploring Egypt.</w:t>
+      </w:r>
+      <w:r>
+        <w:rPr>
+          <w:rFonts w:ascii="Courier New" w:cs="Courier New" w:eastAsia="Courier New" w:hAnsi="Courier New"/>
+          <w:b w:val="1"/>
+          <w:bCs w:val="1"/>
+          <w:color w:val="808080"/>
+          <w:sz w:val="21"/>
+          <w:szCs w:val="21"/>
+          <w:rtl w:val="0"/>
+        </w:rPr>
+        <w:t xml:space="preserve">&lt;/</w:t>
+      </w:r>
+      <w:r>
+        <w:rPr>
+          <w:rFonts w:ascii="Courier New" w:cs="Courier New" w:eastAsia="Courier New" w:hAnsi="Courier New"/>
+          <w:b w:val="1"/>
+          <w:bCs w:val="1"/>
+          <w:color w:val="569cd6"/>
+          <w:sz w:val="21"/>
+          <w:szCs w:val="21"/>
+          <w:rtl w:val="0"/>
+        </w:rPr>
+        <w:t xml:space="preserve">p</w:t>
+      </w:r>
+      <w:r>
+        <w:rPr>
+          <w:rFonts w:ascii="Courier New" w:cs="Courier New" w:eastAsia="Courier New" w:hAnsi="Courier New"/>
+          <w:b w:val="1"/>
+          <w:bCs w:val="1"/>
+          <w:color w:val="808080"/>
+          <w:sz w:val="21"/>
+          <w:szCs w:val="21"/>
+          <w:rtl w:val="0"/>
+        </w:rPr>
+        <w:t xml:space="preserve">&gt;&lt;/</w:t>
+      </w:r>
+      <w:r>
+        <w:rPr>
+          <w:rFonts w:ascii="Courier New" w:cs="Courier New" w:eastAsia="Courier New" w:hAnsi="Courier New"/>
+          <w:b w:val="1"/>
+          <w:bCs w:val="1"/>
+          <w:color w:val="569cd6"/>
+          <w:sz w:val="21"/>
+          <w:szCs w:val="21"/>
+          <w:rtl w:val="0"/>
+        </w:rPr>
+        <w:t xml:space="preserve">div</w:t>
+      </w:r>
+      <w:r>
+        <w:rPr>
+          <w:rFonts w:ascii="Courier New" w:cs="Courier New" w:eastAsia="Courier New" w:hAnsi="Courier New"/>
+          <w:b w:val="1"/>
+          <w:bCs w:val="1"/>
+          <w:color w:val="808080"/>
+          <w:sz w:val="21"/>
+          <w:szCs w:val="21"/>
+          <w:rtl w:val="0"/>
+        </w:rPr>
+        <w:t xml:space="preserve">&gt;</w:t>
+      </w:r>
+    </w:p>
+    <w:p>
+      <w:pPr>
+        <w:widowControl w:val="0"/>
+        <w:shd w:fill="1f1f1f" w:val="clear"/>
+        <w:spacing w:after="240" w:line="325.71428571428567" w:lineRule="auto"/>
+        <w:rPr>
+          <w:rFonts w:ascii="Courier New" w:cs="Courier New" w:eastAsia="Courier New" w:hAnsi="Courier New"/>
+          <w:b w:val="1"/>
+          <w:bCs w:val="1"/>
+          <w:color w:val="808080"/>
+          <w:sz w:val="21"/>
+          <w:szCs w:val="21"/>
+        </w:rPr>
+      </w:pPr>
+      <w:r>
+        <w:rPr>
+          <w:rFonts w:ascii="Courier New" w:cs="Courier New" w:eastAsia="Courier New" w:hAnsi="Courier New"/>
+          <w:b w:val="1"/>
+          <w:bCs w:val="1"/>
+          <w:color w:val="cccccc"/>
+          <w:sz w:val="21"/>
+          <w:szCs w:val="21"/>
+          <w:rtl w:val="0"/>
+        </w:rPr>
+        <w:t xml:space="preserve">      </w:t>
+      </w:r>
+      <w:r>
+        <w:rPr>
+          <w:rFonts w:ascii="Courier New" w:cs="Courier New" w:eastAsia="Courier New" w:hAnsi="Courier New"/>
+          <w:b w:val="1"/>
+          <w:bCs w:val="1"/>
+          <w:color w:val="808080"/>
+          <w:sz w:val="21"/>
+          <w:szCs w:val="21"/>
+          <w:rtl w:val="0"/>
+        </w:rPr>
+        <w:t xml:space="preserve">&lt;</w:t>
+      </w:r>
+      <w:r>
+        <w:rPr>
+          <w:rFonts w:ascii="Courier New" w:cs="Courier New" w:eastAsia="Courier New" w:hAnsi="Courier New"/>
+          <w:b w:val="1"/>
+          <w:bCs w:val="1"/>
+          <w:color w:val="569cd6"/>
+          <w:sz w:val="21"/>
+          <w:szCs w:val="21"/>
+          <w:rtl w:val="0"/>
+        </w:rPr>
+        <w:t xml:space="preserve">div</w:t>
+      </w:r>
+      <w:r>
+        <w:rPr>
+          <w:rFonts w:ascii="Courier New" w:cs="Courier New" w:eastAsia="Courier New" w:hAnsi="Courier New"/>
+          <w:b w:val="1"/>
+          <w:bCs w:val="1"/>
+          <w:color w:val="808080"/>
+          <w:sz w:val="21"/>
+          <w:szCs w:val="21"/>
+          <w:rtl w:val="0"/>
+        </w:rPr>
+        <w:t xml:space="preserve">&gt;&lt;</w:t>
+      </w:r>
+      <w:r>
+        <w:rPr>
+          <w:rFonts w:ascii="Courier New" w:cs="Courier New" w:eastAsia="Courier New" w:hAnsi="Courier New"/>
+          <w:b w:val="1"/>
+          <w:bCs w:val="1"/>
+          <w:color w:val="569cd6"/>
+          <w:sz w:val="21"/>
+          <w:szCs w:val="21"/>
+          <w:rtl w:val="0"/>
+        </w:rPr>
+        <w:t xml:space="preserve">h3</w:t>
+      </w:r>
+      <w:r>
+        <w:rPr>
+          <w:rFonts w:ascii="Courier New" w:cs="Courier New" w:eastAsia="Courier New" w:hAnsi="Courier New"/>
+          <w:b w:val="1"/>
+          <w:bCs w:val="1"/>
+          <w:color w:val="808080"/>
+          <w:sz w:val="21"/>
+          <w:szCs w:val="21"/>
+          <w:rtl w:val="0"/>
+        </w:rPr>
+        <w:t xml:space="preserve">&gt;</w:t>
+      </w:r>
+      <w:r>
+        <w:rPr>
+          <w:rFonts w:ascii="Courier New" w:cs="Courier New" w:eastAsia="Courier New" w:hAnsi="Courier New"/>
+          <w:b w:val="1"/>
+          <w:bCs w:val="1"/>
+          <w:color w:val="cccccc"/>
+          <w:sz w:val="21"/>
+          <w:szCs w:val="21"/>
+          <w:rtl w:val="0"/>
+        </w:rPr>
+        <w:t xml:space="preserve">Quick Links</w:t>
+      </w:r>
+      <w:r>
+        <w:rPr>
+          <w:rFonts w:ascii="Courier New" w:cs="Courier New" w:eastAsia="Courier New" w:hAnsi="Courier New"/>
+          <w:b w:val="1"/>
+          <w:bCs w:val="1"/>
+          <w:color w:val="808080"/>
+          <w:sz w:val="21"/>
+          <w:szCs w:val="21"/>
+          <w:rtl w:val="0"/>
+        </w:rPr>
+        <w:t xml:space="preserve">&lt;/</w:t>
+      </w:r>
+      <w:r>
+        <w:rPr>
+          <w:rFonts w:ascii="Courier New" w:cs="Courier New" w:eastAsia="Courier New" w:hAnsi="Courier New"/>
+          <w:b w:val="1"/>
+          <w:bCs w:val="1"/>
+          <w:color w:val="569cd6"/>
+          <w:sz w:val="21"/>
+          <w:szCs w:val="21"/>
+          <w:rtl w:val="0"/>
+        </w:rPr>
+        <w:t xml:space="preserve">h3</w:t>
+      </w:r>
+      <w:r>
+        <w:rPr>
+          <w:rFonts w:ascii="Courier New" w:cs="Courier New" w:eastAsia="Courier New" w:hAnsi="Courier New"/>
+          <w:b w:val="1"/>
+          <w:bCs w:val="1"/>
+          <w:color w:val="808080"/>
+          <w:sz w:val="21"/>
+          <w:szCs w:val="21"/>
+          <w:rtl w:val="0"/>
+        </w:rPr>
+        <w:t xml:space="preserve">&gt;&lt;</w:t>
+      </w:r>
+      <w:r>
+        <w:rPr>
+          <w:rFonts w:ascii="Courier New" w:cs="Courier New" w:eastAsia="Courier New" w:hAnsi="Courier New"/>
+          <w:b w:val="1"/>
+          <w:bCs w:val="1"/>
+          <w:color w:val="569cd6"/>
+          <w:sz w:val="21"/>
+          <w:szCs w:val="21"/>
+          <w:rtl w:val="0"/>
+        </w:rPr>
+        <w:t xml:space="preserve">a</w:t>
+      </w:r>
+      <w:r>
+        <w:rPr>
+          <w:rFonts w:ascii="Courier New" w:cs="Courier New" w:eastAsia="Courier New" w:hAnsi="Courier New"/>
+          <w:b w:val="1"/>
+          <w:bCs w:val="1"/>
+          <w:color w:val="cccccc"/>
+          <w:sz w:val="21"/>
+          <w:szCs w:val="21"/>
+          <w:rtl w:val="0"/>
+        </w:rPr>
+        <w:t xml:space="preserve"> </w:t>
+      </w:r>
+      <w:r>
+        <w:rPr>
+          <w:rFonts w:ascii="Courier New" w:cs="Courier New" w:eastAsia="Courier New" w:hAnsi="Courier New"/>
+          <w:b w:val="1"/>
+          <w:bCs w:val="1"/>
+          <w:color w:val="9cdcfe"/>
+          <w:sz w:val="21"/>
+          <w:szCs w:val="21"/>
+          <w:rtl w:val="0"/>
+        </w:rPr>
+        <w:t xml:space="preserve">href</w:t>
+      </w:r>
+      <w:r>
+        <w:rPr>
+          <w:rFonts w:ascii="Courier New" w:cs="Courier New" w:eastAsia="Courier New" w:hAnsi="Courier New"/>
+          <w:b w:val="1"/>
+          <w:bCs w:val="1"/>
+          <w:color w:val="cccccc"/>
+          <w:sz w:val="21"/>
+          <w:szCs w:val="21"/>
+          <w:rtl w:val="0"/>
+        </w:rPr>
+        <w:t xml:space="preserve">=</w:t>
+      </w:r>
+      <w:r>
+        <w:rPr>
+          <w:rFonts w:ascii="Courier New" w:cs="Courier New" w:eastAsia="Courier New" w:hAnsi="Courier New"/>
+          <w:b w:val="1"/>
+          <w:bCs w:val="1"/>
+          <w:color w:val="ce9178"/>
+          <w:sz w:val="21"/>
+          <w:szCs w:val="21"/>
+          <w:rtl w:val="0"/>
+        </w:rPr>
+        <w:t xml:space="preserve">"#"</w:t>
+      </w:r>
+      <w:r>
+        <w:rPr>
+          <w:rFonts w:ascii="Courier New" w:cs="Courier New" w:eastAsia="Courier New" w:hAnsi="Courier New"/>
+          <w:b w:val="1"/>
+          <w:bCs w:val="1"/>
+          <w:color w:val="808080"/>
+          <w:sz w:val="21"/>
+          <w:szCs w:val="21"/>
+          <w:rtl w:val="0"/>
+        </w:rPr>
+        <w:t xml:space="preserve">&gt;</w:t>
+      </w:r>
+      <w:r>
+        <w:rPr>
+          <w:rFonts w:ascii="Courier New" w:cs="Courier New" w:eastAsia="Courier New" w:hAnsi="Courier New"/>
+          <w:b w:val="1"/>
+          <w:bCs w:val="1"/>
+          <w:color w:val="cccccc"/>
+          <w:sz w:val="21"/>
+          <w:szCs w:val="21"/>
+          <w:rtl w:val="0"/>
+        </w:rPr>
+        <w:t xml:space="preserve">Home</w:t>
+      </w:r>
+      <w:r>
+        <w:rPr>
+          <w:rFonts w:ascii="Courier New" w:cs="Courier New" w:eastAsia="Courier New" w:hAnsi="Courier New"/>
+          <w:b w:val="1"/>
+          <w:bCs w:val="1"/>
+          <w:color w:val="808080"/>
+          <w:sz w:val="21"/>
+          <w:szCs w:val="21"/>
+          <w:rtl w:val="0"/>
+        </w:rPr>
+        <w:t xml:space="preserve">&lt;/</w:t>
+      </w:r>
+      <w:r>
+        <w:rPr>
+          <w:rFonts w:ascii="Courier New" w:cs="Courier New" w:eastAsia="Courier New" w:hAnsi="Courier New"/>
+          <w:b w:val="1"/>
+          <w:bCs w:val="1"/>
+          <w:color w:val="569cd6"/>
+          <w:sz w:val="21"/>
+          <w:szCs w:val="21"/>
+          <w:rtl w:val="0"/>
+        </w:rPr>
+        <w:t xml:space="preserve">a</w:t>
+      </w:r>
+      <w:r>
+        <w:rPr>
+          <w:rFonts w:ascii="Courier New" w:cs="Courier New" w:eastAsia="Courier New" w:hAnsi="Courier New"/>
+          <w:b w:val="1"/>
+          <w:bCs w:val="1"/>
+          <w:color w:val="808080"/>
+          <w:sz w:val="21"/>
+          <w:szCs w:val="21"/>
+          <w:rtl w:val="0"/>
+        </w:rPr>
+        <w:t xml:space="preserve">&gt;&lt;</w:t>
+      </w:r>
+      <w:r>
+        <w:rPr>
+          <w:rFonts w:ascii="Courier New" w:cs="Courier New" w:eastAsia="Courier New" w:hAnsi="Courier New"/>
+          <w:b w:val="1"/>
+          <w:bCs w:val="1"/>
+          <w:color w:val="569cd6"/>
+          <w:sz w:val="21"/>
+          <w:szCs w:val="21"/>
+          <w:rtl w:val="0"/>
+        </w:rPr>
+        <w:t xml:space="preserve">a</w:t>
+      </w:r>
+      <w:r>
+        <w:rPr>
+          <w:rFonts w:ascii="Courier New" w:cs="Courier New" w:eastAsia="Courier New" w:hAnsi="Courier New"/>
+          <w:b w:val="1"/>
+          <w:bCs w:val="1"/>
+          <w:color w:val="cccccc"/>
+          <w:sz w:val="21"/>
+          <w:szCs w:val="21"/>
+          <w:rtl w:val="0"/>
+        </w:rPr>
+        <w:t xml:space="preserve"> </w:t>
+      </w:r>
+      <w:r>
+        <w:rPr>
+          <w:rFonts w:ascii="Courier New" w:cs="Courier New" w:eastAsia="Courier New" w:hAnsi="Courier New"/>
+          <w:b w:val="1"/>
+          <w:bCs w:val="1"/>
+          <w:color w:val="9cdcfe"/>
+          <w:sz w:val="21"/>
+          <w:szCs w:val="21"/>
+          <w:rtl w:val="0"/>
+        </w:rPr>
+        <w:t xml:space="preserve">href</w:t>
+      </w:r>
+      <w:r>
+        <w:rPr>
+          <w:rFonts w:ascii="Courier New" w:cs="Courier New" w:eastAsia="Courier New" w:hAnsi="Courier New"/>
+          <w:b w:val="1"/>
+          <w:bCs w:val="1"/>
+          <w:color w:val="cccccc"/>
+          <w:sz w:val="21"/>
+          <w:szCs w:val="21"/>
+          <w:rtl w:val="0"/>
+        </w:rPr>
+        <w:t xml:space="preserve">=</w:t>
+      </w:r>
+      <w:r>
+        <w:rPr>
+          <w:rFonts w:ascii="Courier New" w:cs="Courier New" w:eastAsia="Courier New" w:hAnsi="Courier New"/>
+          <w:b w:val="1"/>
+          <w:bCs w:val="1"/>
+          <w:color w:val="ce9178"/>
+          <w:sz w:val="21"/>
+          <w:szCs w:val="21"/>
+          <w:rtl w:val="0"/>
+        </w:rPr>
+        <w:t xml:space="preserve">"#"</w:t>
+      </w:r>
+      <w:r>
+        <w:rPr>
+          <w:rFonts w:ascii="Courier New" w:cs="Courier New" w:eastAsia="Courier New" w:hAnsi="Courier New"/>
+          <w:b w:val="1"/>
+          <w:bCs w:val="1"/>
+          <w:color w:val="808080"/>
+          <w:sz w:val="21"/>
+          <w:szCs w:val="21"/>
+          <w:rtl w:val="0"/>
+        </w:rPr>
+        <w:t xml:space="preserve">&gt;</w:t>
+      </w:r>
+      <w:r>
+        <w:rPr>
+          <w:rFonts w:ascii="Courier New" w:cs="Courier New" w:eastAsia="Courier New" w:hAnsi="Courier New"/>
+          <w:b w:val="1"/>
+          <w:bCs w:val="1"/>
+          <w:color w:val="cccccc"/>
+          <w:sz w:val="21"/>
+          <w:szCs w:val="21"/>
+          <w:rtl w:val="0"/>
+        </w:rPr>
+        <w:t xml:space="preserve">Destinations</w:t>
+      </w:r>
+      <w:r>
+        <w:rPr>
+          <w:rFonts w:ascii="Courier New" w:cs="Courier New" w:eastAsia="Courier New" w:hAnsi="Courier New"/>
+          <w:b w:val="1"/>
+          <w:bCs w:val="1"/>
+          <w:color w:val="808080"/>
+          <w:sz w:val="21"/>
+          <w:szCs w:val="21"/>
+          <w:rtl w:val="0"/>
+        </w:rPr>
+        <w:t xml:space="preserve">&lt;/</w:t>
+      </w:r>
+      <w:r>
+        <w:rPr>
+          <w:rFonts w:ascii="Courier New" w:cs="Courier New" w:eastAsia="Courier New" w:hAnsi="Courier New"/>
+          <w:b w:val="1"/>
+          <w:bCs w:val="1"/>
+          <w:color w:val="569cd6"/>
+          <w:sz w:val="21"/>
+          <w:szCs w:val="21"/>
+          <w:rtl w:val="0"/>
+        </w:rPr>
+        <w:t xml:space="preserve">a</w:t>
+      </w:r>
+      <w:r>
+        <w:rPr>
+          <w:rFonts w:ascii="Courier New" w:cs="Courier New" w:eastAsia="Courier New" w:hAnsi="Courier New"/>
+          <w:b w:val="1"/>
+          <w:bCs w:val="1"/>
+          <w:color w:val="808080"/>
+          <w:sz w:val="21"/>
+          <w:szCs w:val="21"/>
+          <w:rtl w:val="0"/>
+        </w:rPr>
+        <w:t xml:space="preserve">&gt;&lt;</w:t>
+      </w:r>
+      <w:r>
+        <w:rPr>
+          <w:rFonts w:ascii="Courier New" w:cs="Courier New" w:eastAsia="Courier New" w:hAnsi="Courier New"/>
+          <w:b w:val="1"/>
+          <w:bCs w:val="1"/>
+          <w:color w:val="569cd6"/>
+          <w:sz w:val="21"/>
+          <w:szCs w:val="21"/>
+          <w:rtl w:val="0"/>
+        </w:rPr>
+        <w:t xml:space="preserve">a</w:t>
+      </w:r>
+      <w:r>
+        <w:rPr>
+          <w:rFonts w:ascii="Courier New" w:cs="Courier New" w:eastAsia="Courier New" w:hAnsi="Courier New"/>
+          <w:b w:val="1"/>
+          <w:bCs w:val="1"/>
+          <w:color w:val="cccccc"/>
+          <w:sz w:val="21"/>
+          <w:szCs w:val="21"/>
+          <w:rtl w:val="0"/>
+        </w:rPr>
+        <w:t xml:space="preserve"> </w:t>
+      </w:r>
+      <w:r>
+        <w:rPr>
+          <w:rFonts w:ascii="Courier New" w:cs="Courier New" w:eastAsia="Courier New" w:hAnsi="Courier New"/>
+          <w:b w:val="1"/>
+          <w:bCs w:val="1"/>
+          <w:color w:val="9cdcfe"/>
+          <w:sz w:val="21"/>
+          <w:szCs w:val="21"/>
+          <w:rtl w:val="0"/>
+        </w:rPr>
+        <w:t xml:space="preserve">href</w:t>
+      </w:r>
+      <w:r>
+        <w:rPr>
+          <w:rFonts w:ascii="Courier New" w:cs="Courier New" w:eastAsia="Courier New" w:hAnsi="Courier New"/>
+          <w:b w:val="1"/>
+          <w:bCs w:val="1"/>
+          <w:color w:val="cccccc"/>
+          <w:sz w:val="21"/>
+          <w:szCs w:val="21"/>
+          <w:rtl w:val="0"/>
+        </w:rPr>
+        <w:t xml:space="preserve">=</w:t>
+      </w:r>
+      <w:r>
+        <w:rPr>
+          <w:rFonts w:ascii="Courier New" w:cs="Courier New" w:eastAsia="Courier New" w:hAnsi="Courier New"/>
+          <w:b w:val="1"/>
+          <w:bCs w:val="1"/>
+          <w:color w:val="ce9178"/>
+          <w:sz w:val="21"/>
+          <w:szCs w:val="21"/>
+          <w:rtl w:val="0"/>
+        </w:rPr>
+        <w:t xml:space="preserve">"#"</w:t>
+      </w:r>
+      <w:r>
+        <w:rPr>
+          <w:rFonts w:ascii="Courier New" w:cs="Courier New" w:eastAsia="Courier New" w:hAnsi="Courier New"/>
+          <w:b w:val="1"/>
+          <w:bCs w:val="1"/>
+          <w:color w:val="808080"/>
+          <w:sz w:val="21"/>
+          <w:szCs w:val="21"/>
+          <w:rtl w:val="0"/>
+        </w:rPr>
+        <w:t xml:space="preserve">&gt;</w:t>
+      </w:r>
+      <w:r>
+        <w:rPr>
+          <w:rFonts w:ascii="Courier New" w:cs="Courier New" w:eastAsia="Courier New" w:hAnsi="Courier New"/>
+          <w:b w:val="1"/>
+          <w:bCs w:val="1"/>
+          <w:color w:val="cccccc"/>
+          <w:sz w:val="21"/>
+          <w:szCs w:val="21"/>
+          <w:rtl w:val="0"/>
+        </w:rPr>
+        <w:t xml:space="preserve">Attractions</w:t>
+      </w:r>
+      <w:r>
+        <w:rPr>
+          <w:rFonts w:ascii="Courier New" w:cs="Courier New" w:eastAsia="Courier New" w:hAnsi="Courier New"/>
+          <w:b w:val="1"/>
+          <w:bCs w:val="1"/>
+          <w:color w:val="808080"/>
+          <w:sz w:val="21"/>
+          <w:szCs w:val="21"/>
+          <w:rtl w:val="0"/>
+        </w:rPr>
+        <w:t xml:space="preserve">&lt;/</w:t>
+      </w:r>
+      <w:r>
+        <w:rPr>
+          <w:rFonts w:ascii="Courier New" w:cs="Courier New" w:eastAsia="Courier New" w:hAnsi="Courier New"/>
+          <w:b w:val="1"/>
+          <w:bCs w:val="1"/>
+          <w:color w:val="569cd6"/>
+          <w:sz w:val="21"/>
+          <w:szCs w:val="21"/>
+          <w:rtl w:val="0"/>
+        </w:rPr>
+        <w:t xml:space="preserve">a</w:t>
+      </w:r>
+      <w:r>
+        <w:rPr>
+          <w:rFonts w:ascii="Courier New" w:cs="Courier New" w:eastAsia="Courier New" w:hAnsi="Courier New"/>
+          <w:b w:val="1"/>
+          <w:bCs w:val="1"/>
+          <w:color w:val="808080"/>
+          <w:sz w:val="21"/>
+          <w:szCs w:val="21"/>
+          <w:rtl w:val="0"/>
+        </w:rPr>
+        <w:t xml:space="preserve">&gt;&lt;/</w:t>
+      </w:r>
+      <w:r>
+        <w:rPr>
+          <w:rFonts w:ascii="Courier New" w:cs="Courier New" w:eastAsia="Courier New" w:hAnsi="Courier New"/>
+          <w:b w:val="1"/>
+          <w:bCs w:val="1"/>
+          <w:color w:val="569cd6"/>
+          <w:sz w:val="21"/>
+          <w:szCs w:val="21"/>
+          <w:rtl w:val="0"/>
+        </w:rPr>
+        <w:t xml:space="preserve">div</w:t>
+      </w:r>
+      <w:r>
+        <w:rPr>
+          <w:rFonts w:ascii="Courier New" w:cs="Courier New" w:eastAsia="Courier New" w:hAnsi="Courier New"/>
+          <w:b w:val="1"/>
+          <w:bCs w:val="1"/>
+          <w:color w:val="808080"/>
+          <w:sz w:val="21"/>
+          <w:szCs w:val="21"/>
+          <w:rtl w:val="0"/>
+        </w:rPr>
+        <w:t xml:space="preserve">&gt;</w:t>
+      </w:r>
+    </w:p>
+    <w:p>
+      <w:pPr>
+        <w:widowControl w:val="0"/>
+        <w:shd w:fill="1f1f1f" w:val="clear"/>
+        <w:spacing w:after="240" w:line="325.71428571428567" w:lineRule="auto"/>
+        <w:rPr>
+          <w:rFonts w:ascii="Courier New" w:cs="Courier New" w:eastAsia="Courier New" w:hAnsi="Courier New"/>
+          <w:b w:val="1"/>
+          <w:bCs w:val="1"/>
+          <w:color w:val="808080"/>
+          <w:sz w:val="21"/>
+          <w:szCs w:val="21"/>
+        </w:rPr>
+      </w:pPr>
+      <w:r>
+        <w:rPr>
+          <w:rFonts w:ascii="Courier New" w:cs="Courier New" w:eastAsia="Courier New" w:hAnsi="Courier New"/>
+          <w:b w:val="1"/>
+          <w:bCs w:val="1"/>
+          <w:color w:val="cccccc"/>
+          <w:sz w:val="21"/>
+          <w:szCs w:val="21"/>
+          <w:rtl w:val="0"/>
+        </w:rPr>
+        <w:t xml:space="preserve">      </w:t>
+      </w:r>
+      <w:r>
+        <w:rPr>
+          <w:rFonts w:ascii="Courier New" w:cs="Courier New" w:eastAsia="Courier New" w:hAnsi="Courier New"/>
+          <w:b w:val="1"/>
+          <w:bCs w:val="1"/>
+          <w:color w:val="808080"/>
+          <w:sz w:val="21"/>
+          <w:szCs w:val="21"/>
+          <w:rtl w:val="0"/>
+        </w:rPr>
+        <w:t xml:space="preserve">&lt;</w:t>
+      </w:r>
+      <w:r>
+        <w:rPr>
+          <w:rFonts w:ascii="Courier New" w:cs="Courier New" w:eastAsia="Courier New" w:hAnsi="Courier New"/>
+          <w:b w:val="1"/>
+          <w:bCs w:val="1"/>
+          <w:color w:val="569cd6"/>
+          <w:sz w:val="21"/>
+          <w:szCs w:val="21"/>
+          <w:rtl w:val="0"/>
+        </w:rPr>
+        <w:t xml:space="preserve">div</w:t>
+      </w:r>
+      <w:r>
+        <w:rPr>
+          <w:rFonts w:ascii="Courier New" w:cs="Courier New" w:eastAsia="Courier New" w:hAnsi="Courier New"/>
+          <w:b w:val="1"/>
+          <w:bCs w:val="1"/>
+          <w:color w:val="808080"/>
+          <w:sz w:val="21"/>
+          <w:szCs w:val="21"/>
+          <w:rtl w:val="0"/>
+        </w:rPr>
+        <w:t xml:space="preserve">&gt;&lt;</w:t>
+      </w:r>
+      <w:r>
+        <w:rPr>
+          <w:rFonts w:ascii="Courier New" w:cs="Courier New" w:eastAsia="Courier New" w:hAnsi="Courier New"/>
+          <w:b w:val="1"/>
+          <w:bCs w:val="1"/>
+          <w:color w:val="569cd6"/>
+          <w:sz w:val="21"/>
+          <w:szCs w:val="21"/>
+          <w:rtl w:val="0"/>
+        </w:rPr>
+        <w:t xml:space="preserve">h3</w:t>
+      </w:r>
+      <w:r>
+        <w:rPr>
+          <w:rFonts w:ascii="Courier New" w:cs="Courier New" w:eastAsia="Courier New" w:hAnsi="Courier New"/>
+          <w:b w:val="1"/>
+          <w:bCs w:val="1"/>
+          <w:color w:val="808080"/>
+          <w:sz w:val="21"/>
+          <w:szCs w:val="21"/>
+          <w:rtl w:val="0"/>
+        </w:rPr>
+        <w:t xml:space="preserve">&gt;</w:t>
+      </w:r>
+      <w:r>
+        <w:rPr>
+          <w:rFonts w:ascii="Courier New" w:cs="Courier New" w:eastAsia="Courier New" w:hAnsi="Courier New"/>
+          <w:b w:val="1"/>
+          <w:bCs w:val="1"/>
+          <w:color w:val="cccccc"/>
+          <w:sz w:val="21"/>
+          <w:szCs w:val="21"/>
+          <w:rtl w:val="0"/>
+        </w:rPr>
+        <w:t xml:space="preserve">Destinations</w:t>
+      </w:r>
+      <w:r>
+        <w:rPr>
+          <w:rFonts w:ascii="Courier New" w:cs="Courier New" w:eastAsia="Courier New" w:hAnsi="Courier New"/>
+          <w:b w:val="1"/>
+          <w:bCs w:val="1"/>
+          <w:color w:val="808080"/>
+          <w:sz w:val="21"/>
+          <w:szCs w:val="21"/>
+          <w:rtl w:val="0"/>
+        </w:rPr>
+        <w:t xml:space="preserve">&lt;/</w:t>
+      </w:r>
+      <w:r>
+        <w:rPr>
+          <w:rFonts w:ascii="Courier New" w:cs="Courier New" w:eastAsia="Courier New" w:hAnsi="Courier New"/>
+          <w:b w:val="1"/>
+          <w:bCs w:val="1"/>
+          <w:color w:val="569cd6"/>
+          <w:sz w:val="21"/>
+          <w:szCs w:val="21"/>
+          <w:rtl w:val="0"/>
+        </w:rPr>
+        <w:t xml:space="preserve">h3</w:t>
+      </w:r>
+      <w:r>
+        <w:rPr>
+          <w:rFonts w:ascii="Courier New" w:cs="Courier New" w:eastAsia="Courier New" w:hAnsi="Courier New"/>
+          <w:b w:val="1"/>
+          <w:bCs w:val="1"/>
+          <w:color w:val="808080"/>
+          <w:sz w:val="21"/>
+          <w:szCs w:val="21"/>
+          <w:rtl w:val="0"/>
+        </w:rPr>
+        <w:t xml:space="preserve">&gt;&lt;</w:t>
+      </w:r>
+      <w:r>
+        <w:rPr>
+          <w:rFonts w:ascii="Courier New" w:cs="Courier New" w:eastAsia="Courier New" w:hAnsi="Courier New"/>
+          <w:b w:val="1"/>
+          <w:bCs w:val="1"/>
+          <w:color w:val="569cd6"/>
+          <w:sz w:val="21"/>
+          <w:szCs w:val="21"/>
+          <w:rtl w:val="0"/>
+        </w:rPr>
+        <w:t xml:space="preserve">a</w:t>
+      </w:r>
+      <w:r>
+        <w:rPr>
+          <w:rFonts w:ascii="Courier New" w:cs="Courier New" w:eastAsia="Courier New" w:hAnsi="Courier New"/>
+          <w:b w:val="1"/>
+          <w:bCs w:val="1"/>
+          <w:color w:val="cccccc"/>
+          <w:sz w:val="21"/>
+          <w:szCs w:val="21"/>
+          <w:rtl w:val="0"/>
+        </w:rPr>
+        <w:t xml:space="preserve"> </w:t>
+      </w:r>
+      <w:r>
+        <w:rPr>
+          <w:rFonts w:ascii="Courier New" w:cs="Courier New" w:eastAsia="Courier New" w:hAnsi="Courier New"/>
+          <w:b w:val="1"/>
+          <w:bCs w:val="1"/>
+          <w:color w:val="9cdcfe"/>
+          <w:sz w:val="21"/>
+          <w:szCs w:val="21"/>
+          <w:rtl w:val="0"/>
+        </w:rPr>
+        <w:t xml:space="preserve">href</w:t>
+      </w:r>
+      <w:r>
+        <w:rPr>
+          <w:rFonts w:ascii="Courier New" w:cs="Courier New" w:eastAsia="Courier New" w:hAnsi="Courier New"/>
+          <w:b w:val="1"/>
+          <w:bCs w:val="1"/>
+          <w:color w:val="cccccc"/>
+          <w:sz w:val="21"/>
+          <w:szCs w:val="21"/>
+          <w:rtl w:val="0"/>
+        </w:rPr>
+        <w:t xml:space="preserve">=</w:t>
+      </w:r>
+      <w:r>
+        <w:rPr>
+          <w:rFonts w:ascii="Courier New" w:cs="Courier New" w:eastAsia="Courier New" w:hAnsi="Courier New"/>
+          <w:b w:val="1"/>
+          <w:bCs w:val="1"/>
+          <w:color w:val="ce9178"/>
+          <w:sz w:val="21"/>
+          <w:szCs w:val="21"/>
+          <w:rtl w:val="0"/>
+        </w:rPr>
+        <w:t xml:space="preserve">"#"</w:t>
+      </w:r>
+      <w:r>
+        <w:rPr>
+          <w:rFonts w:ascii="Courier New" w:cs="Courier New" w:eastAsia="Courier New" w:hAnsi="Courier New"/>
+          <w:b w:val="1"/>
+          <w:bCs w:val="1"/>
+          <w:color w:val="808080"/>
+          <w:sz w:val="21"/>
+          <w:szCs w:val="21"/>
+          <w:rtl w:val="0"/>
+        </w:rPr>
+        <w:t xml:space="preserve">&gt;</w:t>
+      </w:r>
+      <w:r>
+        <w:rPr>
+          <w:rFonts w:ascii="Courier New" w:cs="Courier New" w:eastAsia="Courier New" w:hAnsi="Courier New"/>
+          <w:b w:val="1"/>
+          <w:bCs w:val="1"/>
+          <w:color w:val="cccccc"/>
+          <w:sz w:val="21"/>
+          <w:szCs w:val="21"/>
+          <w:rtl w:val="0"/>
+        </w:rPr>
+        <w:t xml:space="preserve">Cairo</w:t>
+      </w:r>
+      <w:r>
+        <w:rPr>
+          <w:rFonts w:ascii="Courier New" w:cs="Courier New" w:eastAsia="Courier New" w:hAnsi="Courier New"/>
+          <w:b w:val="1"/>
+          <w:bCs w:val="1"/>
+          <w:color w:val="808080"/>
+          <w:sz w:val="21"/>
+          <w:szCs w:val="21"/>
+          <w:rtl w:val="0"/>
+        </w:rPr>
+        <w:t xml:space="preserve">&lt;/</w:t>
+      </w:r>
+      <w:r>
+        <w:rPr>
+          <w:rFonts w:ascii="Courier New" w:cs="Courier New" w:eastAsia="Courier New" w:hAnsi="Courier New"/>
+          <w:b w:val="1"/>
+          <w:bCs w:val="1"/>
+          <w:color w:val="569cd6"/>
+          <w:sz w:val="21"/>
+          <w:szCs w:val="21"/>
+          <w:rtl w:val="0"/>
+        </w:rPr>
+        <w:t xml:space="preserve">a</w:t>
+      </w:r>
+      <w:r>
+        <w:rPr>
+          <w:rFonts w:ascii="Courier New" w:cs="Courier New" w:eastAsia="Courier New" w:hAnsi="Courier New"/>
+          <w:b w:val="1"/>
+          <w:bCs w:val="1"/>
+          <w:color w:val="808080"/>
+          <w:sz w:val="21"/>
+          <w:szCs w:val="21"/>
+          <w:rtl w:val="0"/>
+        </w:rPr>
+        <w:t xml:space="preserve">&gt;&lt;</w:t>
+      </w:r>
+      <w:r>
+        <w:rPr>
+          <w:rFonts w:ascii="Courier New" w:cs="Courier New" w:eastAsia="Courier New" w:hAnsi="Courier New"/>
+          <w:b w:val="1"/>
+          <w:bCs w:val="1"/>
+          <w:color w:val="569cd6"/>
+          <w:sz w:val="21"/>
+          <w:szCs w:val="21"/>
+          <w:rtl w:val="0"/>
+        </w:rPr>
+        <w:t xml:space="preserve">a</w:t>
+      </w:r>
+      <w:r>
+        <w:rPr>
+          <w:rFonts w:ascii="Courier New" w:cs="Courier New" w:eastAsia="Courier New" w:hAnsi="Courier New"/>
+          <w:b w:val="1"/>
+          <w:bCs w:val="1"/>
+          <w:color w:val="cccccc"/>
+          <w:sz w:val="21"/>
+          <w:szCs w:val="21"/>
+          <w:rtl w:val="0"/>
+        </w:rPr>
+        <w:t xml:space="preserve"> </w:t>
+      </w:r>
+      <w:r>
+        <w:rPr>
+          <w:rFonts w:ascii="Courier New" w:cs="Courier New" w:eastAsia="Courier New" w:hAnsi="Courier New"/>
+          <w:b w:val="1"/>
+          <w:bCs w:val="1"/>
+          <w:color w:val="9cdcfe"/>
+          <w:sz w:val="21"/>
+          <w:szCs w:val="21"/>
+          <w:rtl w:val="0"/>
+        </w:rPr>
+        <w:t xml:space="preserve">href</w:t>
+      </w:r>
+      <w:r>
+        <w:rPr>
+          <w:rFonts w:ascii="Courier New" w:cs="Courier New" w:eastAsia="Courier New" w:hAnsi="Courier New"/>
+          <w:b w:val="1"/>
+          <w:bCs w:val="1"/>
+          <w:color w:val="cccccc"/>
+          <w:sz w:val="21"/>
+          <w:szCs w:val="21"/>
+          <w:rtl w:val="0"/>
+        </w:rPr>
+        <w:t xml:space="preserve">=</w:t>
+      </w:r>
+      <w:r>
+        <w:rPr>
+          <w:rFonts w:ascii="Courier New" w:cs="Courier New" w:eastAsia="Courier New" w:hAnsi="Courier New"/>
+          <w:b w:val="1"/>
+          <w:bCs w:val="1"/>
+          <w:color w:val="ce9178"/>
+          <w:sz w:val="21"/>
+          <w:szCs w:val="21"/>
+          <w:rtl w:val="0"/>
+        </w:rPr>
+        <w:t xml:space="preserve">"#"</w:t>
+      </w:r>
+      <w:r>
+        <w:rPr>
+          <w:rFonts w:ascii="Courier New" w:cs="Courier New" w:eastAsia="Courier New" w:hAnsi="Courier New"/>
+          <w:b w:val="1"/>
+          <w:bCs w:val="1"/>
+          <w:color w:val="808080"/>
+          <w:sz w:val="21"/>
+          <w:szCs w:val="21"/>
+          <w:rtl w:val="0"/>
+        </w:rPr>
+        <w:t xml:space="preserve">&gt;</w:t>
+      </w:r>
+      <w:r>
+        <w:rPr>
+          <w:rFonts w:ascii="Courier New" w:cs="Courier New" w:eastAsia="Courier New" w:hAnsi="Courier New"/>
+          <w:b w:val="1"/>
+          <w:bCs w:val="1"/>
+          <w:color w:val="cccccc"/>
+          <w:sz w:val="21"/>
+          <w:szCs w:val="21"/>
+          <w:rtl w:val="0"/>
+        </w:rPr>
+        <w:t xml:space="preserve">Luxor</w:t>
+      </w:r>
+      <w:r>
+        <w:rPr>
+          <w:rFonts w:ascii="Courier New" w:cs="Courier New" w:eastAsia="Courier New" w:hAnsi="Courier New"/>
+          <w:b w:val="1"/>
+          <w:bCs w:val="1"/>
+          <w:color w:val="808080"/>
+          <w:sz w:val="21"/>
+          <w:szCs w:val="21"/>
+          <w:rtl w:val="0"/>
+        </w:rPr>
+        <w:t xml:space="preserve">&lt;/</w:t>
+      </w:r>
+      <w:r>
+        <w:rPr>
+          <w:rFonts w:ascii="Courier New" w:cs="Courier New" w:eastAsia="Courier New" w:hAnsi="Courier New"/>
+          <w:b w:val="1"/>
+          <w:bCs w:val="1"/>
+          <w:color w:val="569cd6"/>
+          <w:sz w:val="21"/>
+          <w:szCs w:val="21"/>
+          <w:rtl w:val="0"/>
+        </w:rPr>
+        <w:t xml:space="preserve">a</w:t>
+      </w:r>
+      <w:r>
+        <w:rPr>
+          <w:rFonts w:ascii="Courier New" w:cs="Courier New" w:eastAsia="Courier New" w:hAnsi="Courier New"/>
+          <w:b w:val="1"/>
+          <w:bCs w:val="1"/>
+          <w:color w:val="808080"/>
+          <w:sz w:val="21"/>
+          <w:szCs w:val="21"/>
+          <w:rtl w:val="0"/>
+        </w:rPr>
+        <w:t xml:space="preserve">&gt;&lt;</w:t>
+      </w:r>
+      <w:r>
+        <w:rPr>
+          <w:rFonts w:ascii="Courier New" w:cs="Courier New" w:eastAsia="Courier New" w:hAnsi="Courier New"/>
+          <w:b w:val="1"/>
+          <w:bCs w:val="1"/>
+          <w:color w:val="569cd6"/>
+          <w:sz w:val="21"/>
+          <w:szCs w:val="21"/>
+          <w:rtl w:val="0"/>
+        </w:rPr>
+        <w:t xml:space="preserve">a</w:t>
+      </w:r>
+      <w:r>
+        <w:rPr>
+          <w:rFonts w:ascii="Courier New" w:cs="Courier New" w:eastAsia="Courier New" w:hAnsi="Courier New"/>
+          <w:b w:val="1"/>
+          <w:bCs w:val="1"/>
+          <w:color w:val="cccccc"/>
+          <w:sz w:val="21"/>
+          <w:szCs w:val="21"/>
+          <w:rtl w:val="0"/>
+        </w:rPr>
+        <w:t xml:space="preserve"> </w:t>
+      </w:r>
+      <w:r>
+        <w:rPr>
+          <w:rFonts w:ascii="Courier New" w:cs="Courier New" w:eastAsia="Courier New" w:hAnsi="Courier New"/>
+          <w:b w:val="1"/>
+          <w:bCs w:val="1"/>
+          <w:color w:val="9cdcfe"/>
+          <w:sz w:val="21"/>
+          <w:szCs w:val="21"/>
+          <w:rtl w:val="0"/>
+        </w:rPr>
+        <w:t xml:space="preserve">href</w:t>
+      </w:r>
+      <w:r>
+        <w:rPr>
+          <w:rFonts w:ascii="Courier New" w:cs="Courier New" w:eastAsia="Courier New" w:hAnsi="Courier New"/>
+          <w:b w:val="1"/>
+          <w:bCs w:val="1"/>
+          <w:color w:val="cccccc"/>
+          <w:sz w:val="21"/>
+          <w:szCs w:val="21"/>
+          <w:rtl w:val="0"/>
+        </w:rPr>
+        <w:t xml:space="preserve">=</w:t>
+      </w:r>
+      <w:r>
+        <w:rPr>
+          <w:rFonts w:ascii="Courier New" w:cs="Courier New" w:eastAsia="Courier New" w:hAnsi="Courier New"/>
+          <w:b w:val="1"/>
+          <w:bCs w:val="1"/>
+          <w:color w:val="ce9178"/>
+          <w:sz w:val="21"/>
+          <w:szCs w:val="21"/>
+          <w:rtl w:val="0"/>
+        </w:rPr>
+        <w:t xml:space="preserve">"#"</w:t>
+      </w:r>
+      <w:r>
+        <w:rPr>
+          <w:rFonts w:ascii="Courier New" w:cs="Courier New" w:eastAsia="Courier New" w:hAnsi="Courier New"/>
+          <w:b w:val="1"/>
+          <w:bCs w:val="1"/>
+          <w:color w:val="808080"/>
+          <w:sz w:val="21"/>
+          <w:szCs w:val="21"/>
+          <w:rtl w:val="0"/>
+        </w:rPr>
+        <w:t xml:space="preserve">&gt;</w:t>
+      </w:r>
+      <w:r>
+        <w:rPr>
+          <w:rFonts w:ascii="Courier New" w:cs="Courier New" w:eastAsia="Courier New" w:hAnsi="Courier New"/>
+          <w:b w:val="1"/>
+          <w:bCs w:val="1"/>
+          <w:color w:val="cccccc"/>
+          <w:sz w:val="21"/>
+          <w:szCs w:val="21"/>
+          <w:rtl w:val="0"/>
+        </w:rPr>
+        <w:t xml:space="preserve">Aswan</w:t>
+      </w:r>
+      <w:r>
+        <w:rPr>
+          <w:rFonts w:ascii="Courier New" w:cs="Courier New" w:eastAsia="Courier New" w:hAnsi="Courier New"/>
+          <w:b w:val="1"/>
+          <w:bCs w:val="1"/>
+          <w:color w:val="808080"/>
+          <w:sz w:val="21"/>
+          <w:szCs w:val="21"/>
+          <w:rtl w:val="0"/>
+        </w:rPr>
+        <w:t xml:space="preserve">&lt;/</w:t>
+      </w:r>
+      <w:r>
+        <w:rPr>
+          <w:rFonts w:ascii="Courier New" w:cs="Courier New" w:eastAsia="Courier New" w:hAnsi="Courier New"/>
+          <w:b w:val="1"/>
+          <w:bCs w:val="1"/>
+          <w:color w:val="569cd6"/>
+          <w:sz w:val="21"/>
+          <w:szCs w:val="21"/>
+          <w:rtl w:val="0"/>
+        </w:rPr>
+        <w:t xml:space="preserve">a</w:t>
+      </w:r>
+      <w:r>
+        <w:rPr>
+          <w:rFonts w:ascii="Courier New" w:cs="Courier New" w:eastAsia="Courier New" w:hAnsi="Courier New"/>
+          <w:b w:val="1"/>
+          <w:bCs w:val="1"/>
+          <w:color w:val="808080"/>
+          <w:sz w:val="21"/>
+          <w:szCs w:val="21"/>
+          <w:rtl w:val="0"/>
+        </w:rPr>
+        <w:t xml:space="preserve">&gt;&lt;/</w:t>
+      </w:r>
+      <w:r>
+        <w:rPr>
+          <w:rFonts w:ascii="Courier New" w:cs="Courier New" w:eastAsia="Courier New" w:hAnsi="Courier New"/>
+          <w:b w:val="1"/>
+          <w:bCs w:val="1"/>
+          <w:color w:val="569cd6"/>
+          <w:sz w:val="21"/>
+          <w:szCs w:val="21"/>
+          <w:rtl w:val="0"/>
+        </w:rPr>
+        <w:t xml:space="preserve">div</w:t>
+      </w:r>
+      <w:r>
+        <w:rPr>
+          <w:rFonts w:ascii="Courier New" w:cs="Courier New" w:eastAsia="Courier New" w:hAnsi="Courier New"/>
+          <w:b w:val="1"/>
+          <w:bCs w:val="1"/>
+          <w:color w:val="808080"/>
+          <w:sz w:val="21"/>
+          <w:szCs w:val="21"/>
+          <w:rtl w:val="0"/>
+        </w:rPr>
+        <w:t xml:space="preserve">&gt;</w:t>
+      </w:r>
+    </w:p>
+    <w:p>
+      <w:pPr>
+        <w:widowControl w:val="0"/>
+        <w:shd w:fill="1f1f1f" w:val="clear"/>
+        <w:spacing w:after="240" w:line="325.71428571428567" w:lineRule="auto"/>
+        <w:rPr>
+          <w:rFonts w:ascii="Courier New" w:cs="Courier New" w:eastAsia="Courier New" w:hAnsi="Courier New"/>
+          <w:b w:val="1"/>
+          <w:bCs w:val="1"/>
+          <w:color w:val="808080"/>
+          <w:sz w:val="21"/>
+          <w:szCs w:val="21"/>
+        </w:rPr>
+      </w:pPr>
+      <w:r>
+        <w:rPr>
+          <w:rFonts w:ascii="Courier New" w:cs="Courier New" w:eastAsia="Courier New" w:hAnsi="Courier New"/>
+          <w:b w:val="1"/>
+          <w:bCs w:val="1"/>
+          <w:color w:val="cccccc"/>
+          <w:sz w:val="21"/>
+          <w:szCs w:val="21"/>
+          <w:rtl w:val="0"/>
+        </w:rPr>
+        <w:t xml:space="preserve">      </w:t>
+      </w:r>
+      <w:r>
+        <w:rPr>
+          <w:rFonts w:ascii="Courier New" w:cs="Courier New" w:eastAsia="Courier New" w:hAnsi="Courier New"/>
+          <w:b w:val="1"/>
+          <w:bCs w:val="1"/>
+          <w:color w:val="808080"/>
+          <w:sz w:val="21"/>
+          <w:szCs w:val="21"/>
+          <w:rtl w:val="0"/>
+        </w:rPr>
+        <w:t xml:space="preserve">&lt;</w:t>
+      </w:r>
+      <w:r>
+        <w:rPr>
+          <w:rFonts w:ascii="Courier New" w:cs="Courier New" w:eastAsia="Courier New" w:hAnsi="Courier New"/>
+          <w:b w:val="1"/>
+          <w:bCs w:val="1"/>
+          <w:color w:val="569cd6"/>
+          <w:sz w:val="21"/>
+          <w:szCs w:val="21"/>
+          <w:rtl w:val="0"/>
+        </w:rPr>
+        <w:t xml:space="preserve">div</w:t>
+      </w:r>
+      <w:r>
+        <w:rPr>
+          <w:rFonts w:ascii="Courier New" w:cs="Courier New" w:eastAsia="Courier New" w:hAnsi="Courier New"/>
+          <w:b w:val="1"/>
+          <w:bCs w:val="1"/>
+          <w:color w:val="808080"/>
+          <w:sz w:val="21"/>
+          <w:szCs w:val="21"/>
+          <w:rtl w:val="0"/>
+        </w:rPr>
+        <w:t xml:space="preserve">&gt;&lt;</w:t>
+      </w:r>
+      <w:r>
+        <w:rPr>
+          <w:rFonts w:ascii="Courier New" w:cs="Courier New" w:eastAsia="Courier New" w:hAnsi="Courier New"/>
+          <w:b w:val="1"/>
+          <w:bCs w:val="1"/>
+          <w:color w:val="569cd6"/>
+          <w:sz w:val="21"/>
+          <w:szCs w:val="21"/>
+          <w:rtl w:val="0"/>
+        </w:rPr>
+        <w:t xml:space="preserve">h3</w:t>
+      </w:r>
+      <w:r>
+        <w:rPr>
+          <w:rFonts w:ascii="Courier New" w:cs="Courier New" w:eastAsia="Courier New" w:hAnsi="Courier New"/>
+          <w:b w:val="1"/>
+          <w:bCs w:val="1"/>
+          <w:color w:val="808080"/>
+          <w:sz w:val="21"/>
+          <w:szCs w:val="21"/>
+          <w:rtl w:val="0"/>
+        </w:rPr>
+        <w:t xml:space="preserve">&gt;</w:t>
+      </w:r>
+      <w:r>
+        <w:rPr>
+          <w:rFonts w:ascii="Courier New" w:cs="Courier New" w:eastAsia="Courier New" w:hAnsi="Courier New"/>
+          <w:b w:val="1"/>
+          <w:bCs w:val="1"/>
+          <w:color w:val="cccccc"/>
+          <w:sz w:val="21"/>
+          <w:szCs w:val="21"/>
+          <w:rtl w:val="0"/>
+        </w:rPr>
+        <w:t xml:space="preserve">Contact</w:t>
+      </w:r>
+      <w:r>
+        <w:rPr>
+          <w:rFonts w:ascii="Courier New" w:cs="Courier New" w:eastAsia="Courier New" w:hAnsi="Courier New"/>
+          <w:b w:val="1"/>
+          <w:bCs w:val="1"/>
+          <w:color w:val="808080"/>
+          <w:sz w:val="21"/>
+          <w:szCs w:val="21"/>
+          <w:rtl w:val="0"/>
+        </w:rPr>
+        <w:t xml:space="preserve">&lt;/</w:t>
+      </w:r>
+      <w:r>
+        <w:rPr>
+          <w:rFonts w:ascii="Courier New" w:cs="Courier New" w:eastAsia="Courier New" w:hAnsi="Courier New"/>
+          <w:b w:val="1"/>
+          <w:bCs w:val="1"/>
+          <w:color w:val="569cd6"/>
+          <w:sz w:val="21"/>
+          <w:szCs w:val="21"/>
+          <w:rtl w:val="0"/>
+        </w:rPr>
+        <w:t xml:space="preserve">h3</w:t>
+      </w:r>
+      <w:r>
+        <w:rPr>
+          <w:rFonts w:ascii="Courier New" w:cs="Courier New" w:eastAsia="Courier New" w:hAnsi="Courier New"/>
+          <w:b w:val="1"/>
+          <w:bCs w:val="1"/>
+          <w:color w:val="808080"/>
+          <w:sz w:val="21"/>
+          <w:szCs w:val="21"/>
+          <w:rtl w:val="0"/>
+        </w:rPr>
+        <w:t xml:space="preserve">&gt;&lt;</w:t>
+      </w:r>
+      <w:r>
+        <w:rPr>
+          <w:rFonts w:ascii="Courier New" w:cs="Courier New" w:eastAsia="Courier New" w:hAnsi="Courier New"/>
+          <w:b w:val="1"/>
+          <w:bCs w:val="1"/>
+          <w:color w:val="569cd6"/>
+          <w:sz w:val="21"/>
+          <w:szCs w:val="21"/>
+          <w:rtl w:val="0"/>
+        </w:rPr>
+        <w:t xml:space="preserve">p</w:t>
+      </w:r>
+      <w:r>
+        <w:rPr>
+          <w:rFonts w:ascii="Courier New" w:cs="Courier New" w:eastAsia="Courier New" w:hAnsi="Courier New"/>
+          <w:b w:val="1"/>
+          <w:bCs w:val="1"/>
+          <w:color w:val="808080"/>
+          <w:sz w:val="21"/>
+          <w:szCs w:val="21"/>
+          <w:rtl w:val="0"/>
+        </w:rPr>
+        <w:t xml:space="preserve">&gt;</w:t>
+      </w:r>
+      <w:r>
+        <w:rPr>
+          <w:rFonts w:ascii="Courier New" w:cs="Courier New" w:eastAsia="Courier New" w:hAnsi="Courier New"/>
+          <w:b w:val="1"/>
+          <w:bCs w:val="1"/>
+          <w:color w:val="cccccc"/>
+          <w:sz w:val="21"/>
+          <w:szCs w:val="21"/>
+          <w:rtl w:val="0"/>
+        </w:rPr>
+        <w:t xml:space="preserve">Email: info@egypt.com</w:t>
+      </w:r>
+      <w:r>
+        <w:rPr>
+          <w:rFonts w:ascii="Courier New" w:cs="Courier New" w:eastAsia="Courier New" w:hAnsi="Courier New"/>
+          <w:b w:val="1"/>
+          <w:bCs w:val="1"/>
+          <w:color w:val="808080"/>
+          <w:sz w:val="21"/>
+          <w:szCs w:val="21"/>
+          <w:rtl w:val="0"/>
+        </w:rPr>
+        <w:t xml:space="preserve">&lt;/</w:t>
+      </w:r>
+      <w:r>
+        <w:rPr>
+          <w:rFonts w:ascii="Courier New" w:cs="Courier New" w:eastAsia="Courier New" w:hAnsi="Courier New"/>
+          <w:b w:val="1"/>
+          <w:bCs w:val="1"/>
+          <w:color w:val="569cd6"/>
+          <w:sz w:val="21"/>
+          <w:szCs w:val="21"/>
+          <w:rtl w:val="0"/>
+        </w:rPr>
+        <w:t xml:space="preserve">p</w:t>
+      </w:r>
+      <w:r>
+        <w:rPr>
+          <w:rFonts w:ascii="Courier New" w:cs="Courier New" w:eastAsia="Courier New" w:hAnsi="Courier New"/>
+          <w:b w:val="1"/>
+          <w:bCs w:val="1"/>
+          <w:color w:val="808080"/>
+          <w:sz w:val="21"/>
+          <w:szCs w:val="21"/>
+          <w:rtl w:val="0"/>
+        </w:rPr>
+        <w:t xml:space="preserve">&gt;&lt;</w:t>
+      </w:r>
+      <w:r>
+        <w:rPr>
+          <w:rFonts w:ascii="Courier New" w:cs="Courier New" w:eastAsia="Courier New" w:hAnsi="Courier New"/>
+          <w:b w:val="1"/>
+          <w:bCs w:val="1"/>
+          <w:color w:val="569cd6"/>
+          <w:sz w:val="21"/>
+          <w:szCs w:val="21"/>
+          <w:rtl w:val="0"/>
+        </w:rPr>
+        <w:t xml:space="preserve">p</w:t>
+      </w:r>
+      <w:r>
+        <w:rPr>
+          <w:rFonts w:ascii="Courier New" w:cs="Courier New" w:eastAsia="Courier New" w:hAnsi="Courier New"/>
+          <w:b w:val="1"/>
+          <w:bCs w:val="1"/>
+          <w:color w:val="808080"/>
+          <w:sz w:val="21"/>
+          <w:szCs w:val="21"/>
+          <w:rtl w:val="0"/>
+        </w:rPr>
+        <w:t xml:space="preserve">&gt;</w:t>
+      </w:r>
+      <w:r>
+        <w:rPr>
+          <w:rFonts w:ascii="Courier New" w:cs="Courier New" w:eastAsia="Courier New" w:hAnsi="Courier New"/>
+          <w:b w:val="1"/>
+          <w:bCs w:val="1"/>
+          <w:color w:val="cccccc"/>
+          <w:sz w:val="21"/>
+          <w:szCs w:val="21"/>
+          <w:rtl w:val="0"/>
+        </w:rPr>
+        <w:t xml:space="preserve">Phone: +20 123 456 789</w:t>
+      </w:r>
+      <w:r>
+        <w:rPr>
+          <w:rFonts w:ascii="Courier New" w:cs="Courier New" w:eastAsia="Courier New" w:hAnsi="Courier New"/>
+          <w:b w:val="1"/>
+          <w:bCs w:val="1"/>
+          <w:color w:val="808080"/>
+          <w:sz w:val="21"/>
+          <w:szCs w:val="21"/>
+          <w:rtl w:val="0"/>
+        </w:rPr>
+        <w:t xml:space="preserve">&lt;/</w:t>
+      </w:r>
+      <w:r>
+        <w:rPr>
+          <w:rFonts w:ascii="Courier New" w:cs="Courier New" w:eastAsia="Courier New" w:hAnsi="Courier New"/>
+          <w:b w:val="1"/>
+          <w:bCs w:val="1"/>
+          <w:color w:val="569cd6"/>
+          <w:sz w:val="21"/>
+          <w:szCs w:val="21"/>
+          <w:rtl w:val="0"/>
+        </w:rPr>
+        <w:t xml:space="preserve">p</w:t>
+      </w:r>
+      <w:r>
+        <w:rPr>
+          <w:rFonts w:ascii="Courier New" w:cs="Courier New" w:eastAsia="Courier New" w:hAnsi="Courier New"/>
+          <w:b w:val="1"/>
+          <w:bCs w:val="1"/>
+          <w:color w:val="808080"/>
+          <w:sz w:val="21"/>
+          <w:szCs w:val="21"/>
+          <w:rtl w:val="0"/>
+        </w:rPr>
+        <w:t xml:space="preserve">&gt;&lt;/</w:t>
+      </w:r>
+      <w:r>
+        <w:rPr>
+          <w:rFonts w:ascii="Courier New" w:cs="Courier New" w:eastAsia="Courier New" w:hAnsi="Courier New"/>
+          <w:b w:val="1"/>
+          <w:bCs w:val="1"/>
+          <w:color w:val="569cd6"/>
+          <w:sz w:val="21"/>
+          <w:szCs w:val="21"/>
+          <w:rtl w:val="0"/>
+        </w:rPr>
+        <w:t xml:space="preserve">div</w:t>
+      </w:r>
+      <w:r>
+        <w:rPr>
+          <w:rFonts w:ascii="Courier New" w:cs="Courier New" w:eastAsia="Courier New" w:hAnsi="Courier New"/>
+          <w:b w:val="1"/>
+          <w:bCs w:val="1"/>
+          <w:color w:val="808080"/>
+          <w:sz w:val="21"/>
+          <w:szCs w:val="21"/>
+          <w:rtl w:val="0"/>
+        </w:rPr>
+        <w:t xml:space="preserve">&gt;</w:t>
+      </w:r>
+    </w:p>
+    <w:p>
+      <w:pPr>
+        <w:widowControl w:val="0"/>
+        <w:shd w:fill="1f1f1f" w:val="clear"/>
+        <w:spacing w:after="240" w:line="325.71428571428567" w:lineRule="auto"/>
+        <w:rPr>
+          <w:rFonts w:ascii="Courier New" w:cs="Courier New" w:eastAsia="Courier New" w:hAnsi="Courier New"/>
+          <w:b w:val="1"/>
+          <w:bCs w:val="1"/>
+          <w:color w:val="808080"/>
+          <w:sz w:val="21"/>
+          <w:szCs w:val="21"/>
+        </w:rPr>
+      </w:pPr>
+      <w:r>
+        <w:rPr>
+          <w:rFonts w:ascii="Courier New" w:cs="Courier New" w:eastAsia="Courier New" w:hAnsi="Courier New"/>
+          <w:b w:val="1"/>
+          <w:bCs w:val="1"/>
+          <w:color w:val="cccccc"/>
+          <w:sz w:val="21"/>
+          <w:szCs w:val="21"/>
+          <w:rtl w:val="0"/>
+        </w:rPr>
+        <w:t xml:space="preserve">    </w:t>
+      </w:r>
+      <w:r>
+        <w:rPr>
+          <w:rFonts w:ascii="Courier New" w:cs="Courier New" w:eastAsia="Courier New" w:hAnsi="Courier New"/>
+          <w:b w:val="1"/>
+          <w:bCs w:val="1"/>
+          <w:color w:val="808080"/>
+          <w:sz w:val="21"/>
+          <w:szCs w:val="21"/>
+          <w:rtl w:val="0"/>
+        </w:rPr>
+        <w:t xml:space="preserve">&lt;/</w:t>
+      </w:r>
+      <w:r>
+        <w:rPr>
+          <w:rFonts w:ascii="Courier New" w:cs="Courier New" w:eastAsia="Courier New" w:hAnsi="Courier New"/>
+          <w:b w:val="1"/>
+          <w:bCs w:val="1"/>
+          <w:color w:val="569cd6"/>
+          <w:sz w:val="21"/>
+          <w:szCs w:val="21"/>
+          <w:rtl w:val="0"/>
+        </w:rPr>
+        <w:t xml:space="preserve">div</w:t>
+      </w:r>
+      <w:r>
+        <w:rPr>
+          <w:rFonts w:ascii="Courier New" w:cs="Courier New" w:eastAsia="Courier New" w:hAnsi="Courier New"/>
+          <w:b w:val="1"/>
+          <w:bCs w:val="1"/>
+          <w:color w:val="808080"/>
+          <w:sz w:val="21"/>
+          <w:szCs w:val="21"/>
+          <w:rtl w:val="0"/>
+        </w:rPr>
+        <w:t xml:space="preserve">&gt;</w:t>
+      </w:r>
+    </w:p>
+    <w:p>
+      <w:pPr>
+        <w:widowControl w:val="0"/>
+        <w:shd w:fill="1f1f1f" w:val="clear"/>
+        <w:spacing w:after="240" w:line="325.71428571428567" w:lineRule="auto"/>
+        <w:rPr>
+          <w:rFonts w:ascii="Courier New" w:cs="Courier New" w:eastAsia="Courier New" w:hAnsi="Courier New"/>
+          <w:b w:val="1"/>
+          <w:bCs w:val="1"/>
+          <w:color w:val="808080"/>
+          <w:sz w:val="21"/>
+          <w:szCs w:val="21"/>
+        </w:rPr>
+      </w:pPr>
+      <w:r>
+        <w:rPr>
+          <w:rFonts w:ascii="Courier New" w:cs="Courier New" w:eastAsia="Courier New" w:hAnsi="Courier New"/>
+          <w:b w:val="1"/>
+          <w:bCs w:val="1"/>
+          <w:color w:val="cccccc"/>
+          <w:sz w:val="21"/>
+          <w:szCs w:val="21"/>
+          <w:rtl w:val="0"/>
+        </w:rPr>
+        <w:t xml:space="preserve">    </w:t>
+      </w:r>
+      <w:r>
+        <w:rPr>
+          <w:rFonts w:ascii="Courier New" w:cs="Courier New" w:eastAsia="Courier New" w:hAnsi="Courier New"/>
+          <w:b w:val="1"/>
+          <w:bCs w:val="1"/>
+          <w:color w:val="808080"/>
+          <w:sz w:val="21"/>
+          <w:szCs w:val="21"/>
+          <w:rtl w:val="0"/>
+        </w:rPr>
+        <w:t xml:space="preserve">&lt;</w:t>
+      </w:r>
+      <w:r>
+        <w:rPr>
+          <w:rFonts w:ascii="Courier New" w:cs="Courier New" w:eastAsia="Courier New" w:hAnsi="Courier New"/>
+          <w:b w:val="1"/>
+          <w:bCs w:val="1"/>
+          <w:color w:val="569cd6"/>
+          <w:sz w:val="21"/>
+          <w:szCs w:val="21"/>
+          <w:rtl w:val="0"/>
+        </w:rPr>
+        <w:t xml:space="preserve">div</w:t>
+      </w:r>
+      <w:r>
+        <w:rPr>
+          <w:rFonts w:ascii="Courier New" w:cs="Courier New" w:eastAsia="Courier New" w:hAnsi="Courier New"/>
+          <w:b w:val="1"/>
+          <w:bCs w:val="1"/>
+          <w:color w:val="cccccc"/>
+          <w:sz w:val="21"/>
+          <w:szCs w:val="21"/>
+          <w:rtl w:val="0"/>
+        </w:rPr>
+        <w:t xml:space="preserve"> </w:t>
+      </w:r>
+      <w:r>
+        <w:rPr>
+          <w:rFonts w:ascii="Courier New" w:cs="Courier New" w:eastAsia="Courier New" w:hAnsi="Courier New"/>
+          <w:b w:val="1"/>
+          <w:bCs w:val="1"/>
+          <w:color w:val="9cdcfe"/>
+          <w:sz w:val="21"/>
+          <w:szCs w:val="21"/>
+          <w:rtl w:val="0"/>
+        </w:rPr>
+        <w:t xml:space="preserve">class</w:t>
+      </w:r>
+      <w:r>
+        <w:rPr>
+          <w:rFonts w:ascii="Courier New" w:cs="Courier New" w:eastAsia="Courier New" w:hAnsi="Courier New"/>
+          <w:b w:val="1"/>
+          <w:bCs w:val="1"/>
+          <w:color w:val="cccccc"/>
+          <w:sz w:val="21"/>
+          <w:szCs w:val="21"/>
+          <w:rtl w:val="0"/>
+        </w:rPr>
+        <w:t xml:space="preserve">=</w:t>
+      </w:r>
+      <w:r>
+        <w:rPr>
+          <w:rFonts w:ascii="Courier New" w:cs="Courier New" w:eastAsia="Courier New" w:hAnsi="Courier New"/>
+          <w:b w:val="1"/>
+          <w:bCs w:val="1"/>
+          <w:color w:val="ce9178"/>
+          <w:sz w:val="21"/>
+          <w:szCs w:val="21"/>
+          <w:rtl w:val="0"/>
+        </w:rPr>
+        <w:t xml:space="preserve">"copyright"</w:t>
+      </w:r>
+      <w:r>
+        <w:rPr>
+          <w:rFonts w:ascii="Courier New" w:cs="Courier New" w:eastAsia="Courier New" w:hAnsi="Courier New"/>
+          <w:b w:val="1"/>
+          <w:bCs w:val="1"/>
+          <w:color w:val="808080"/>
+          <w:sz w:val="21"/>
+          <w:szCs w:val="21"/>
+          <w:rtl w:val="0"/>
+        </w:rPr>
+        <w:t xml:space="preserve">&gt;</w:t>
+      </w:r>
+      <w:r>
+        <w:rPr>
+          <w:rFonts w:ascii="Courier New" w:cs="Courier New" w:eastAsia="Courier New" w:hAnsi="Courier New"/>
+          <w:b w:val="1"/>
+          <w:bCs w:val="1"/>
+          <w:color w:val="cccccc"/>
+          <w:sz w:val="21"/>
+          <w:szCs w:val="21"/>
+          <w:rtl w:val="0"/>
+        </w:rPr>
+        <w:t xml:space="preserve">© 2025 Discover Egypt. All Rights Reserved.</w:t>
+      </w:r>
+      <w:r>
+        <w:rPr>
+          <w:rFonts w:ascii="Courier New" w:cs="Courier New" w:eastAsia="Courier New" w:hAnsi="Courier New"/>
+          <w:b w:val="1"/>
+          <w:bCs w:val="1"/>
+          <w:color w:val="808080"/>
+          <w:sz w:val="21"/>
+          <w:szCs w:val="21"/>
+          <w:rtl w:val="0"/>
+        </w:rPr>
+        <w:t xml:space="preserve">&lt;/</w:t>
+      </w:r>
+      <w:r>
+        <w:rPr>
+          <w:rFonts w:ascii="Courier New" w:cs="Courier New" w:eastAsia="Courier New" w:hAnsi="Courier New"/>
+          <w:b w:val="1"/>
+          <w:bCs w:val="1"/>
+          <w:color w:val="569cd6"/>
+          <w:sz w:val="21"/>
+          <w:szCs w:val="21"/>
+          <w:rtl w:val="0"/>
+        </w:rPr>
+        <w:t xml:space="preserve">div</w:t>
+      </w:r>
+      <w:r>
+        <w:rPr>
+          <w:rFonts w:ascii="Courier New" w:cs="Courier New" w:eastAsia="Courier New" w:hAnsi="Courier New"/>
+          <w:b w:val="1"/>
+          <w:bCs w:val="1"/>
+          <w:color w:val="808080"/>
+          <w:sz w:val="21"/>
+          <w:szCs w:val="21"/>
+          <w:rtl w:val="0"/>
+        </w:rPr>
+        <w:t xml:space="preserve">&gt;</w:t>
+      </w:r>
+    </w:p>
+    <w:p>
+      <w:pPr>
+        <w:widowControl w:val="0"/>
+        <w:shd w:fill="1f1f1f" w:val="clear"/>
+        <w:spacing w:after="240" w:line="325.71428571428567" w:lineRule="auto"/>
+        <w:rPr>
+          <w:rFonts w:ascii="Courier New" w:cs="Courier New" w:eastAsia="Courier New" w:hAnsi="Courier New"/>
+          <w:b w:val="1"/>
+          <w:bCs w:val="1"/>
+          <w:color w:val="808080"/>
+          <w:sz w:val="21"/>
+          <w:szCs w:val="21"/>
+        </w:rPr>
+      </w:pPr>
+      <w:r>
+        <w:rPr>
+          <w:rFonts w:ascii="Courier New" w:cs="Courier New" w:eastAsia="Courier New" w:hAnsi="Courier New"/>
+          <w:b w:val="1"/>
+          <w:bCs w:val="1"/>
+          <w:color w:val="cccccc"/>
+          <w:sz w:val="21"/>
+          <w:szCs w:val="21"/>
+          <w:rtl w:val="0"/>
+        </w:rPr>
+        <w:t xml:space="preserve">  </w:t>
+      </w:r>
+      <w:r>
+        <w:rPr>
+          <w:rFonts w:ascii="Courier New" w:cs="Courier New" w:eastAsia="Courier New" w:hAnsi="Courier New"/>
+          <w:b w:val="1"/>
+          <w:bCs w:val="1"/>
+          <w:color w:val="808080"/>
+          <w:sz w:val="21"/>
+          <w:szCs w:val="21"/>
+          <w:rtl w:val="0"/>
+        </w:rPr>
+        <w:t xml:space="preserve">&lt;/</w:t>
+      </w:r>
+      <w:r>
+        <w:rPr>
+          <w:rFonts w:ascii="Courier New" w:cs="Courier New" w:eastAsia="Courier New" w:hAnsi="Courier New"/>
+          <w:b w:val="1"/>
+          <w:bCs w:val="1"/>
+          <w:color w:val="569cd6"/>
+          <w:sz w:val="21"/>
+          <w:szCs w:val="21"/>
+          <w:rtl w:val="0"/>
+        </w:rPr>
+        <w:t xml:space="preserve">footer</w:t>
+      </w:r>
+      <w:r>
+        <w:rPr>
+          <w:rFonts w:ascii="Courier New" w:cs="Courier New" w:eastAsia="Courier New" w:hAnsi="Courier New"/>
+          <w:b w:val="1"/>
+          <w:bCs w:val="1"/>
+          <w:color w:val="808080"/>
+          <w:sz w:val="21"/>
+          <w:szCs w:val="21"/>
+          <w:rtl w:val="0"/>
+        </w:rPr>
+        <w:t xml:space="preserve">&gt;</w:t>
+      </w:r>
+    </w:p>
+    <w:p>
+      <w:pPr>
+        <w:widowControl w:val="0"/>
+        <w:spacing w:after="240" w:before="0" w:lineRule="auto"/>
+        <w:rPr>
+          <w:rFonts w:ascii="Roboto" w:cs="Roboto" w:eastAsia="Roboto" w:hAnsi="Roboto"/>
+          <w:b w:val="1"/>
+          <w:bCs w:val="1"/>
+          <w:sz w:val="28"/>
+          <w:szCs w:val="28"/>
+        </w:rPr>
+      </w:pPr>
       <w:r>
         <w:rPr>
           <w:rtl w:val="0"/>
@@ -1164,6 +4824,20 @@
       <w:sz w:val="72"/>
       <w:szCs w:val="72"/>
     </w:rPr>
+  </w:style>
+  <w:style w:type="table" w:styleId="TableNormal" w:default="1">
+    <w:name w:val="TableNormal"/>
+    <w:tblPr>
+      <w:tblCellMar>
+        <w:top w:w="100.0" w:type="dxa"/>
+        <w:left w:w="100.0" w:type="dxa"/>
+        <w:bottom w:w="100.0" w:type="dxa"/>
+        <w:right w:w="100.0" w:type="dxa"/>
+      </w:tblCellMar>
+    </w:tblPr>
+  </w:style>
+  <w:style w:type="paragraph" w:styleId="Normal" w:default="1">
+    <w:name w:val="normal"/>
   </w:style>
   <w:style w:type="paragraph" w:styleId="Subtitle">
     <w:name w:val="Subtitle"/>
@@ -1505,4 +5179,19 @@
   </a:objectDefaults>
   <a:extraClrSchemeLst/>
 </a:theme>
+</file>
+
+<file path=customXML/item1.xml><?xml version="1.0" encoding="utf-8"?>
+<go:gDocsCustomXmlDataStorage xmlns:go="http://customooxmlschemas.google.com/" xmlns:r="http://schemas.openxmlformats.org/officeDocument/2006/relationships" uri="GoogleDocsCustomDataVersion2">
+  <go:docsCustomData xmlns:go="http://customooxmlschemas.google.com/" roundtripDataSignature="AMtx7miG4bhGz5LIxX4eZtMKh9WBUJU2mg==">CgMxLjA4AHIhMV9QdXl6SlNyNk5VSVZwTUxEVllmbkktbDJTb2JScU5G</go:docsCustomData>
+</go:gDocsCustomXmlDataStorage>
+</file>
+
+<file path=customXML/itemProps1.xml><?xml version="1.0" encoding="utf-8"?>
+<ds:datastoreItem xmlns:ds="http://schemas.openxmlformats.org/officeDocument/2006/customXml" ds:itemID="{11111111-1234-1234-1234-123412341234}">
+  <ds:schemaRefs>
+    <ds:schemaRef ds:uri="http://schemas.openxmlformats.org/officeDocument/2006/relationships"/>
+    <ds:schemaRef ds:uri="http://customooxmlschemas.google.com/"/>
+  </ds:schemaRefs>
+</ds:datastoreItem>
 </file>